--- a/courts/seventh-circuit/court-of-appeals/reply-brief/usage/OUTPUT-reply-brief-2.docx
+++ b/courts/seventh-circuit/court-of-appeals/reply-brief/usage/OUTPUT-reply-brief-2.docx
@@ -25,12 +25,16 @@
         <w:t xml:space="preserve"> </w:t>
       </w:r>
       <w:r>
-        <w:t xml:space="preserve">-2231</w:t>
-      </w:r>
-    </w:p>
-    <w:p>
-      <w:pPr>
-        <w:pStyle w:val="CACoverCourt"/>
+        <w:noBreakHyphen/>
+      </w:r>
+      <w:r>
+        <w:t xml:space="preserve">2231</w:t>
+      </w:r>
+    </w:p>
+    <w:p>
+      <w:pPr>
+        <w:pStyle w:val="CACentered"/>
+        <w:keepNext/>
       </w:pPr>
       <w:r>
         <w:t xml:space="preserve">In the United States Court of Appeals</w:t>
@@ -38,7 +42,8 @@
     </w:p>
     <w:p>
       <w:pPr>
-        <w:pStyle w:val="CACoverCourt"/>
+        <w:pStyle w:val="CACentered"/>
+        <w:keepNext/>
       </w:pPr>
       <w:r>
         <w:rPr>
@@ -244,7 +249,13 @@
         <w:t xml:space="preserve"> </w:t>
       </w:r>
       <w:r>
-        <w:t xml:space="preserve">1-26,</w:t>
+        <w:t xml:space="preserve">1</w:t>
+      </w:r>
+      <w:r>
+        <w:noBreakHyphen/>
+      </w:r>
+      <w:r>
+        <w:t xml:space="preserve">26,</w:t>
       </w:r>
       <w:r>
         <w:t xml:space="preserve"> </w:t>
@@ -720,7 +731,13 @@
         <w:t xml:space="preserve">No. </w:t>
       </w:r>
       <w:r>
-        <w:t xml:space="preserve">1:24-cv-00678</w:t>
+        <w:t xml:space="preserve">1:24-cv</w:t>
+      </w:r>
+      <w:r>
+        <w:noBreakHyphen/>
+      </w:r>
+      <w:r>
+        <w:t xml:space="preserve">00678</w:t>
       </w:r>
       <w:r>
         <w:t xml:space="preserve"> </w:t>
@@ -729,7 +746,13 @@
         <w:t xml:space="preserve">(</w:t>
       </w:r>
       <w:r>
-        <w:t xml:space="preserve">Hon. Sunil</w:t>
+        <w:t xml:space="preserve">Hon.</w:t>
+      </w:r>
+      <w:r>
+        <w:t xml:space="preserve"> </w:t>
+      </w:r>
+      <w:r>
+        <w:t xml:space="preserve">Sunil</w:t>
       </w:r>
       <w:r>
         <w:t xml:space="preserve"> </w:t>
@@ -859,12 +882,12 @@
         <w:tblLayout w:type="fixed"/>
         <w:tblCellMar>
           <w:left w:w="0" w:type="dxa"/>
-          <w:right w:w="115" w:type="dxa"/>
+          <w:right w:w="0" w:type="dxa"/>
         </w:tblCellMar>
       </w:tblPr>
       <w:tblGrid>
-        <w:gridCol w:w="4680"/>
-        <w:gridCol w:w="4680"/>
+        <w:gridCol w:w="4896"/>
+        <w:gridCol w:w="4464"/>
       </w:tblGrid>
       <w:tr>
         <w:trPr>
@@ -872,7 +895,10 @@
         </w:trPr>
         <w:tc>
           <w:tcPr>
-            <w:tcW w:w="4680" w:type="dxa"/>
+            <w:tcW w:w="4896" w:type="dxa"/>
+            <w:tcMar>
+              <w:right w:w="432" w:type="dxa"/>
+            </w:tcMar>
           </w:tcPr>
           <w:p>
             <w:pPr>
@@ -897,14 +923,142 @@
               </w:rPr>
               <w:t xml:space="preserve">Walner</w:t>
             </w:r>
+          </w:p>
+          <w:p>
+            <w:pPr>
+              <w:pStyle w:val="CACounsel"/>
+              <w:keepNext/>
+            </w:pPr>
             <w:r>
-              <w:br/>
+              <w:t xml:space="preserve">TRENT</w:t>
             </w:r>
+            <w:r>
+              <w:t xml:space="preserve"> </w:t>
+            </w:r>
+            <w:r>
+              <w:t xml:space="preserve">LAW</w:t>
+            </w:r>
+            <w:r>
+              <w:t xml:space="preserve"> </w:t>
+            </w:r>
+            <w:r>
+              <w:t xml:space="preserve">FIRM,</w:t>
+            </w:r>
+            <w:r>
+              <w:t xml:space="preserve"> </w:t>
+            </w:r>
+            <w:r>
+              <w:t xml:space="preserve">P.C.</w:t>
+            </w:r>
+          </w:p>
+          <w:p>
+            <w:pPr>
+              <w:pStyle w:val="CACounsel"/>
+              <w:keepNext/>
+            </w:pPr>
+            <w:r>
+              <w:t xml:space="preserve">1449</w:t>
+            </w:r>
+            <w:r>
+              <w:t xml:space="preserve"> </w:t>
+            </w:r>
+            <w:r>
+              <w:t xml:space="preserve">S.</w:t>
+            </w:r>
+            <w:r>
+              <w:t xml:space="preserve"> </w:t>
+            </w:r>
+            <w:r>
+              <w:t xml:space="preserve">Michigan</w:t>
+            </w:r>
+            <w:r>
+              <w:t xml:space="preserve"> </w:t>
+            </w:r>
+            <w:r>
+              <w:t xml:space="preserve">Ave.,</w:t>
+            </w:r>
+            <w:r>
+              <w:t xml:space="preserve"> </w:t>
+            </w:r>
+            <w:r>
+              <w:t xml:space="preserve">Suite</w:t>
+            </w:r>
+            <w:r>
+              <w:t xml:space="preserve"> </w:t>
+            </w:r>
+            <w:r>
+              <w:t xml:space="preserve">13201</w:t>
+            </w:r>
+          </w:p>
+          <w:p>
+            <w:pPr>
+              <w:pStyle w:val="CACounsel"/>
+              <w:keepNext/>
+            </w:pPr>
+            <w:r>
+              <w:t xml:space="preserve">Chicago,</w:t>
+            </w:r>
+            <w:r>
+              <w:t xml:space="preserve"> </w:t>
+            </w:r>
+            <w:r>
+              <w:t xml:space="preserve">IL</w:t>
+            </w:r>
+            <w:r>
+              <w:t xml:space="preserve"> </w:t>
+            </w:r>
+            <w:r>
+              <w:t xml:space="preserve">60605</w:t>
+            </w:r>
+          </w:p>
+          <w:p>
+            <w:pPr>
+              <w:pStyle w:val="CACounsel"/>
+              <w:keepNext/>
+            </w:pPr>
+            <w:r>
+              <w:t xml:space="preserve">(630)</w:t>
+            </w:r>
+            <w:r>
+              <w:t xml:space="preserve"> </w:t>
+            </w:r>
+            <w:r>
+              <w:t xml:space="preserve">682</w:t>
+            </w:r>
+            <w:r>
+              <w:noBreakHyphen/>
+            </w:r>
+            <w:r>
+              <w:t xml:space="preserve">3100</w:t>
+            </w:r>
+          </w:p>
+          <w:p>
+            <w:pPr>
+              <w:pStyle w:val="CACounsel"/>
+              <w:keepNext/>
+            </w:pPr>
+            <w:r>
+              <w:t xml:space="preserve">service@trentlawfirm.com</w:t>
+            </w:r>
+          </w:p>
+        </w:tc>
+        <w:tc>
+          <w:tcPr>
+            <w:tcW w:w="4464" w:type="dxa"/>
+            <w:tcMar>
+              <w:right w:w="0" w:type="dxa"/>
+            </w:tcMar>
+          </w:tcPr>
+          <w:p>
+            <w:pPr>
+              <w:pStyle w:val="CACounsel"/>
+              <w:keepNext/>
+            </w:pPr>
             <w:r>
               <w:rPr>
                 <w:i/>
               </w:rPr>
-              <w:t xml:space="preserve">TRENT</w:t>
+              <w:t xml:space="preserve">Counsel</w:t>
             </w:r>
             <w:r>
               <w:rPr>
@@ -916,7 +1070,7 @@
               <w:rPr>
                 <w:i/>
               </w:rPr>
-              <w:t xml:space="preserve">LAW</w:t>
+              <w:t xml:space="preserve">for</w:t>
             </w:r>
             <w:r>
               <w:rPr>
@@ -928,7 +1082,7 @@
               <w:rPr>
                 <w:i/>
               </w:rPr>
-              <w:t xml:space="preserve">FIRM,</w:t>
+              <w:t xml:space="preserve">Plaintiff–Appellant</w:t>
             </w:r>
             <w:r>
               <w:rPr>
@@ -940,16 +1094,7 @@
               <w:rPr>
                 <w:i/>
               </w:rPr>
-              <w:t xml:space="preserve">P.C.</w:t>
-            </w:r>
-            <w:r>
-              <w:br/>
-            </w:r>
-            <w:r>
-              <w:rPr>
-                <w:i/>
-              </w:rPr>
-              <w:t xml:space="preserve">1449</w:t>
+              <w:t xml:space="preserve">Nikko</w:t>
             </w:r>
             <w:r>
               <w:rPr>
@@ -961,126 +1106,9 @@
               <w:rPr>
                 <w:i/>
               </w:rPr>
-              <w:t xml:space="preserve">S.</w:t>
-            </w:r>
-            <w:r>
-              <w:rPr>
-                <w:i/>
-              </w:rPr>
-              <w:t xml:space="preserve"> </w:t>
-            </w:r>
-            <w:r>
-              <w:rPr>
-                <w:i/>
-              </w:rPr>
-              <w:t xml:space="preserve">Michigan</w:t>
-            </w:r>
-            <w:r>
-              <w:rPr>
-                <w:i/>
-              </w:rPr>
-              <w:t xml:space="preserve"> </w:t>
-            </w:r>
-            <w:r>
-              <w:rPr>
-                <w:i/>
-              </w:rPr>
-              <w:t xml:space="preserve">Ave.,</w:t>
-            </w:r>
-            <w:r>
-              <w:rPr>
-                <w:i/>
-              </w:rPr>
-              <w:t xml:space="preserve"> </w:t>
-            </w:r>
-            <w:r>
-              <w:rPr>
-                <w:i/>
-              </w:rPr>
-              <w:t xml:space="preserve">Suite</w:t>
-            </w:r>
-            <w:r>
-              <w:rPr>
-                <w:i/>
-              </w:rPr>
-              <w:t xml:space="preserve"> </w:t>
-            </w:r>
-            <w:r>
-              <w:rPr>
-                <w:i/>
-              </w:rPr>
-              <w:t xml:space="preserve">13201</w:t>
-            </w:r>
-            <w:r>
-              <w:br/>
-            </w:r>
-            <w:r>
-              <w:rPr>
-                <w:i/>
-              </w:rPr>
-              <w:t xml:space="preserve">Chicago,</w:t>
-            </w:r>
-            <w:r>
-              <w:rPr>
-                <w:i/>
-              </w:rPr>
-              <w:t xml:space="preserve"> </w:t>
-            </w:r>
-            <w:r>
-              <w:rPr>
-                <w:i/>
-              </w:rPr>
-              <w:t xml:space="preserve">IL</w:t>
-            </w:r>
-            <w:r>
-              <w:rPr>
-                <w:i/>
-              </w:rPr>
-              <w:t xml:space="preserve"> </w:t>
-            </w:r>
-            <w:r>
-              <w:rPr>
-                <w:i/>
-              </w:rPr>
-              <w:t xml:space="preserve">60605</w:t>
-            </w:r>
-            <w:r>
-              <w:br/>
-            </w:r>
-            <w:r>
-              <w:rPr>
-                <w:i/>
-              </w:rPr>
-              <w:t xml:space="preserve">(630)</w:t>
-            </w:r>
-            <w:r>
-              <w:rPr>
-                <w:i/>
-              </w:rPr>
-              <w:t xml:space="preserve"> </w:t>
-            </w:r>
-            <w:r>
-              <w:rPr>
-                <w:i/>
-              </w:rPr>
-              <w:t xml:space="preserve">682-3100</w:t>
-            </w:r>
-            <w:r>
-              <w:br/>
-            </w:r>
-            <w:r>
-              <w:rPr>
-                <w:i/>
-              </w:rPr>
-              <w:t xml:space="preserve">service@trentlawfirm.com</w:t>
+              <w:t xml:space="preserve">D’Ambrosio</w:t>
             </w:r>
           </w:p>
-        </w:tc>
-        <w:tc>
-          <w:tcPr>
-            <w:tcW w:w="4680" w:type="dxa"/>
-          </w:tcPr>
-          <w:p/>
         </w:tc>
       </w:tr>
     </w:tbl>
@@ -1104,6 +1132,7 @@
     <w:p>
       <w:pPr>
         <w:pStyle w:val="CASection"/>
+        <w:spacing w:before="0" w:after="264" w:line="340" w:lineRule="exact"/>
       </w:pPr>
       <w:r>
         <w:t xml:space="preserve">Table of Contents</w:t>
@@ -1111,16 +1140,51 @@
     </w:p>
     <w:p>
       <w:pPr>
-        <w:pStyle w:val="CAToaGroup"/>
-      </w:pPr>
+        <w:pStyle w:val="CATocPage"/>
+      </w:pPr>
+      <w:r>
+        <w:t xml:space="preserve">Page</w:t>
+      </w:r>
+    </w:p>
+    <w:p>
+      <w:pPr>
+        <w:pStyle w:val="CATocTop"/>
+      </w:pPr>
+      <w:r>
+        <w:t xml:space="preserve">I.</w:t>
+      </w:r>
+      <w:r>
+        <w:t xml:space="preserve"> </w:t>
+      </w:r>
+      <w:r>
+        <w:t xml:space="preserve">SUMMARY</w:t>
+      </w:r>
+      <w:r>
+        <w:t xml:space="preserve"> </w:t>
+      </w:r>
+      <w:r>
+        <w:t xml:space="preserve">OF</w:t>
+      </w:r>
+      <w:r>
+        <w:t xml:space="preserve"> </w:t>
+      </w:r>
+      <w:r>
+        <w:t xml:space="preserve">THE</w:t>
+      </w:r>
+      <w:r>
+        <w:t xml:space="preserve"> </w:t>
+      </w:r>
+      <w:r>
+        <w:t xml:space="preserve">ARGUMENT</w:t>
+      </w:r>
+      <w:r>
+        <w:t xml:space="preserve">   </w:t>
+      </w:r>
       <w:r>
         <w:tab/>
       </w:r>
       <w:r>
-        <w:rPr>
-          <w:b/>
-        </w:rPr>
-        <w:t xml:space="preserve">Page</w:t>
+        <w:t xml:space="preserve">1</w:t>
       </w:r>
     </w:p>
     <w:p>
@@ -1128,37 +1192,1424 @@
         <w:pStyle w:val="CATocTop"/>
       </w:pPr>
       <w:r>
+        <w:t xml:space="preserve">II.</w:t>
+      </w:r>
+      <w:r>
+        <w:t xml:space="preserve"> </w:t>
+      </w:r>
+      <w:r>
+        <w:t xml:space="preserve">ARGUMENT</w:t>
+      </w:r>
+      <w:r>
+        <w:t xml:space="preserve">   </w:t>
+      </w:r>
+      <w:r>
+        <w:tab/>
+      </w:r>
+      <w:r>
+        <w:t xml:space="preserve">2</w:t>
+      </w:r>
+    </w:p>
+    <w:p>
+      <w:pPr>
+        <w:pStyle w:val="CATocS0"/>
+      </w:pPr>
+      <w:r>
         <w:t xml:space="preserve">I.</w:t>
       </w:r>
       <w:r>
-        <w:t xml:space="preserve"> </w:t>
-      </w:r>
-      <w:r>
-        <w:t xml:space="preserve">SUMMARY</w:t>
-      </w:r>
-      <w:r>
-        <w:t xml:space="preserve"> </w:t>
-      </w:r>
-      <w:r>
-        <w:t xml:space="preserve">OF</w:t>
-      </w:r>
-      <w:r>
-        <w:t xml:space="preserve"> </w:t>
-      </w:r>
-      <w:r>
-        <w:t xml:space="preserve">THE</w:t>
-      </w:r>
-      <w:r>
-        <w:t xml:space="preserve"> </w:t>
-      </w:r>
-      <w:r>
-        <w:t xml:space="preserve">ARGUMENT</w:t>
-      </w:r>
-      <w:r>
         <w:tab/>
       </w:r>
       <w:r>
-        <w:t xml:space="preserve">1</w:t>
+        <w:t xml:space="preserve">IRPA:</w:t>
+      </w:r>
+      <w:r>
+        <w:t xml:space="preserve"> </w:t>
+      </w:r>
+      <w:r>
+        <w:t xml:space="preserve">“In</w:t>
+      </w:r>
+      <w:r>
+        <w:t xml:space="preserve"> </w:t>
+      </w:r>
+      <w:r>
+        <w:t xml:space="preserve">connection</w:t>
+      </w:r>
+      <w:r>
+        <w:t xml:space="preserve"> </w:t>
+      </w:r>
+      <w:r>
+        <w:t xml:space="preserve">with”</w:t>
+      </w:r>
+      <w:r>
+        <w:t xml:space="preserve"> </w:t>
+      </w:r>
+      <w:r>
+        <w:t xml:space="preserve">advertising/​​fundraising</w:t>
+      </w:r>
+      <w:r>
+        <w:t xml:space="preserve"> </w:t>
+      </w:r>
+      <w:r>
+        <w:t xml:space="preserve">is</w:t>
+      </w:r>
+      <w:r>
+        <w:t xml:space="preserve"> </w:t>
+      </w:r>
+      <w:r>
+        <w:t xml:space="preserve">plausibly</w:t>
+      </w:r>
+      <w:r>
+        <w:t xml:space="preserve"> </w:t>
+      </w:r>
+      <w:r>
+        <w:t xml:space="preserve">pled;</w:t>
+      </w:r>
+      <w:r>
+        <w:t xml:space="preserve"> </w:t>
+      </w:r>
+      <w:r>
+        <w:t xml:space="preserve">the</w:t>
+      </w:r>
+      <w:r>
+        <w:t xml:space="preserve"> </w:t>
+      </w:r>
+      <w:r>
+        <w:t xml:space="preserve">§</w:t>
+      </w:r>
+      <w:r>
+        <w:t xml:space="preserve"> </w:t>
+      </w:r>
+      <w:r>
+        <w:t xml:space="preserve">35(b)⁠(1)</w:t>
+      </w:r>
+      <w:r>
+        <w:t xml:space="preserve"> </w:t>
+      </w:r>
+      <w:r>
+        <w:t xml:space="preserve">“visual</w:t>
+      </w:r>
+      <w:r>
+        <w:t xml:space="preserve"> </w:t>
+      </w:r>
+      <w:r>
+        <w:t xml:space="preserve">work”</w:t>
+      </w:r>
+      <w:r>
+        <w:t xml:space="preserve"> </w:t>
+      </w:r>
+      <w:r>
+        <w:t xml:space="preserve">exception</w:t>
+      </w:r>
+      <w:r>
+        <w:t xml:space="preserve"> </w:t>
+      </w:r>
+      <w:r>
+        <w:t xml:space="preserve">cannot</w:t>
+      </w:r>
+      <w:r>
+        <w:t xml:space="preserve"> </w:t>
+      </w:r>
+      <w:r>
+        <w:t xml:space="preserve">defeat</w:t>
+      </w:r>
+      <w:r>
+        <w:t xml:space="preserve"> </w:t>
+      </w:r>
+      <w:r>
+        <w:t xml:space="preserve">the</w:t>
+      </w:r>
+      <w:r>
+        <w:t xml:space="preserve"> </w:t>
+      </w:r>
+      <w:r>
+        <w:t xml:space="preserve">pleadings</w:t>
+      </w:r>
+      <w:r>
+        <w:t xml:space="preserve">   </w:t>
+      </w:r>
+      <w:r>
+        <w:tab/>
+      </w:r>
+      <w:r>
+        <w:t xml:space="preserve">2</w:t>
+      </w:r>
+    </w:p>
+    <w:p>
+      <w:pPr>
+        <w:pStyle w:val="CATocS1"/>
+      </w:pPr>
+      <w:r>
+        <w:t xml:space="preserve">A.</w:t>
+      </w:r>
+      <w:r>
+        <w:tab/>
+      </w:r>
+      <w:r>
+        <w:t xml:space="preserve">“Commercial</w:t>
+      </w:r>
+      <w:r>
+        <w:t xml:space="preserve"> </w:t>
+      </w:r>
+      <w:r>
+        <w:t xml:space="preserve">purpose”</w:t>
+      </w:r>
+      <w:r>
+        <w:t xml:space="preserve"> </w:t>
+      </w:r>
+      <w:r>
+        <w:t xml:space="preserve">is</w:t>
+      </w:r>
+      <w:r>
+        <w:t xml:space="preserve"> </w:t>
+      </w:r>
+      <w:r>
+        <w:t xml:space="preserve">satisfied</w:t>
+      </w:r>
+      <w:r>
+        <w:t xml:space="preserve"> </w:t>
+      </w:r>
+      <w:r>
+        <w:t xml:space="preserve">by</w:t>
+      </w:r>
+      <w:r>
+        <w:t xml:space="preserve"> </w:t>
+      </w:r>
+      <w:r>
+        <w:t xml:space="preserve">monetization</w:t>
+      </w:r>
+      <w:r>
+        <w:t xml:space="preserve"> </w:t>
+      </w:r>
+      <w:r>
+        <w:t xml:space="preserve">that</w:t>
+      </w:r>
+      <w:r>
+        <w:t xml:space="preserve"> </w:t>
+      </w:r>
+      <w:r>
+        <w:t xml:space="preserve">the</w:t>
+      </w:r>
+      <w:r>
+        <w:t xml:space="preserve"> </w:t>
+      </w:r>
+      <w:r>
+        <w:t xml:space="preserve">complaint</w:t>
+      </w:r>
+      <w:r>
+        <w:t xml:space="preserve"> </w:t>
+      </w:r>
+      <w:r>
+        <w:t xml:space="preserve">ties</w:t>
+      </w:r>
+      <w:r>
+        <w:t xml:space="preserve"> </w:t>
+      </w:r>
+      <w:r>
+        <w:t xml:space="preserve">to</w:t>
+      </w:r>
+      <w:r>
+        <w:t xml:space="preserve"> </w:t>
+      </w:r>
+      <w:r>
+        <w:t xml:space="preserve">AWDTSG</w:t>
+      </w:r>
+      <w:r>
+        <w:t xml:space="preserve"> </w:t>
+      </w:r>
+      <w:r>
+        <w:t xml:space="preserve">fundraising</w:t>
+      </w:r>
+      <w:r>
+        <w:t xml:space="preserve"> </w:t>
+      </w:r>
+      <w:r>
+        <w:t xml:space="preserve">and</w:t>
+      </w:r>
+      <w:r>
+        <w:t xml:space="preserve"> </w:t>
+      </w:r>
+      <w:r>
+        <w:t xml:space="preserve">Meta’s</w:t>
+      </w:r>
+      <w:r>
+        <w:t xml:space="preserve"> </w:t>
+      </w:r>
+      <w:r>
+        <w:t xml:space="preserve">ad</w:t>
+      </w:r>
+      <w:r>
+        <w:t xml:space="preserve"> </w:t>
+      </w:r>
+      <w:r>
+        <w:t xml:space="preserve">sales</w:t>
+      </w:r>
+      <w:r>
+        <w:t xml:space="preserve">   </w:t>
+      </w:r>
+      <w:r>
+        <w:tab/>
+      </w:r>
+      <w:r>
+        <w:t xml:space="preserve">2</w:t>
+      </w:r>
+    </w:p>
+    <w:p>
+      <w:pPr>
+        <w:pStyle w:val="CATocS1"/>
+      </w:pPr>
+      <w:r>
+        <w:t xml:space="preserve">B.</w:t>
+      </w:r>
+      <w:r>
+        <w:tab/>
+      </w:r>
+      <w:r>
+        <w:t xml:space="preserve">Appellees’</w:t>
+      </w:r>
+      <w:r>
+        <w:t xml:space="preserve"> </w:t>
+      </w:r>
+      <w:r>
+        <w:t xml:space="preserve">waiver</w:t>
+      </w:r>
+      <w:r>
+        <w:t xml:space="preserve"> </w:t>
+      </w:r>
+      <w:r>
+        <w:t xml:space="preserve">theory</w:t>
+      </w:r>
+      <w:r>
+        <w:t xml:space="preserve"> </w:t>
+      </w:r>
+      <w:r>
+        <w:t xml:space="preserve">as</w:t>
+      </w:r>
+      <w:r>
+        <w:t xml:space="preserve"> </w:t>
+      </w:r>
+      <w:r>
+        <w:t xml:space="preserve">to</w:t>
+      </w:r>
+      <w:r>
+        <w:t xml:space="preserve"> </w:t>
+      </w:r>
+      <w:r>
+        <w:t xml:space="preserve">Rajala</w:t>
+      </w:r>
+      <w:r>
+        <w:t xml:space="preserve"> </w:t>
+      </w:r>
+      <w:r>
+        <w:t xml:space="preserve">is</w:t>
+      </w:r>
+      <w:r>
+        <w:t xml:space="preserve"> </w:t>
+      </w:r>
+      <w:r>
+        <w:t xml:space="preserve">incorrect</w:t>
+      </w:r>
+      <w:r>
+        <w:t xml:space="preserve">   </w:t>
+      </w:r>
+      <w:r>
+        <w:tab/>
+      </w:r>
+      <w:r>
+        <w:t xml:space="preserve">3</w:t>
+      </w:r>
+    </w:p>
+    <w:p>
+      <w:pPr>
+        <w:pStyle w:val="CATocS1"/>
+      </w:pPr>
+      <w:r>
+        <w:t xml:space="preserve">C.</w:t>
+      </w:r>
+      <w:r>
+        <w:tab/>
+      </w:r>
+      <w:r>
+        <w:t xml:space="preserve">The</w:t>
+      </w:r>
+      <w:r>
+        <w:t xml:space="preserve"> </w:t>
+      </w:r>
+      <w:r>
+        <w:t xml:space="preserve">§</w:t>
+      </w:r>
+      <w:r>
+        <w:t xml:space="preserve"> </w:t>
+      </w:r>
+      <w:r>
+        <w:t xml:space="preserve">35(b)⁠(1)</w:t>
+      </w:r>
+      <w:r>
+        <w:t xml:space="preserve"> </w:t>
+      </w:r>
+      <w:r>
+        <w:t xml:space="preserve">“article</w:t>
+      </w:r>
+      <w:r>
+        <w:t xml:space="preserve"> </w:t>
+      </w:r>
+      <w:r>
+        <w:t xml:space="preserve">or</w:t>
+      </w:r>
+      <w:r>
+        <w:t xml:space="preserve"> </w:t>
+      </w:r>
+      <w:r>
+        <w:t xml:space="preserve">visual</w:t>
+      </w:r>
+      <w:r>
+        <w:t xml:space="preserve"> </w:t>
+      </w:r>
+      <w:r>
+        <w:t xml:space="preserve">work”</w:t>
+      </w:r>
+      <w:r>
+        <w:t xml:space="preserve"> </w:t>
+      </w:r>
+      <w:r>
+        <w:t xml:space="preserve">safe</w:t>
+      </w:r>
+      <w:r>
+        <w:t xml:space="preserve"> </w:t>
+      </w:r>
+      <w:r>
+        <w:t xml:space="preserve">harbor</w:t>
+      </w:r>
+      <w:r>
+        <w:t xml:space="preserve"> </w:t>
+      </w:r>
+      <w:r>
+        <w:t xml:space="preserve">does</w:t>
+      </w:r>
+      <w:r>
+        <w:t xml:space="preserve"> </w:t>
+      </w:r>
+      <w:r>
+        <w:t xml:space="preserve">not</w:t>
+      </w:r>
+      <w:r>
+        <w:t xml:space="preserve"> </w:t>
+      </w:r>
+      <w:r>
+        <w:t xml:space="preserve">defeat</w:t>
+      </w:r>
+      <w:r>
+        <w:t xml:space="preserve"> </w:t>
+      </w:r>
+      <w:r>
+        <w:t xml:space="preserve">plausibility</w:t>
+      </w:r>
+      <w:r>
+        <w:t xml:space="preserve"> </w:t>
+      </w:r>
+      <w:r>
+        <w:t xml:space="preserve">at</w:t>
+      </w:r>
+      <w:r>
+        <w:t xml:space="preserve"> </w:t>
+      </w:r>
+      <w:r>
+        <w:t xml:space="preserve">Rule</w:t>
+      </w:r>
+      <w:r>
+        <w:t xml:space="preserve"> </w:t>
+      </w:r>
+      <w:r>
+        <w:t xml:space="preserve">12</w:t>
+      </w:r>
+      <w:r>
+        <w:t xml:space="preserve">   </w:t>
+      </w:r>
+      <w:r>
+        <w:tab/>
+      </w:r>
+      <w:r>
+        <w:t xml:space="preserve">4</w:t>
+      </w:r>
+    </w:p>
+    <w:p>
+      <w:pPr>
+        <w:pStyle w:val="CATocS0"/>
+      </w:pPr>
+      <w:r>
+        <w:t xml:space="preserve">II.</w:t>
+      </w:r>
+      <w:r>
+        <w:tab/>
+      </w:r>
+      <w:r>
+        <w:t xml:space="preserve">Illinois</w:t>
+      </w:r>
+      <w:r>
+        <w:t xml:space="preserve"> </w:t>
+      </w:r>
+      <w:r>
+        <w:t xml:space="preserve">Anti-Doxing</w:t>
+      </w:r>
+      <w:r>
+        <w:t xml:space="preserve"> </w:t>
+      </w:r>
+      <w:r>
+        <w:t xml:space="preserve">Act:</w:t>
+      </w:r>
+      <w:r>
+        <w:t xml:space="preserve"> </w:t>
+      </w:r>
+      <w:r>
+        <w:t xml:space="preserve">Name/​​face</w:t>
+      </w:r>
+      <w:r>
+        <w:t xml:space="preserve"> </w:t>
+      </w:r>
+      <w:r>
+        <w:t xml:space="preserve">in</w:t>
+      </w:r>
+      <w:r>
+        <w:t xml:space="preserve"> </w:t>
+      </w:r>
+      <w:r>
+        <w:t xml:space="preserve">context</w:t>
+      </w:r>
+      <w:r>
+        <w:t xml:space="preserve"> </w:t>
+      </w:r>
+      <w:r>
+        <w:t xml:space="preserve">is</w:t>
+      </w:r>
+      <w:r>
+        <w:t xml:space="preserve"> </w:t>
+      </w:r>
+      <w:r>
+        <w:t xml:space="preserve">PII;</w:t>
+      </w:r>
+      <w:r>
+        <w:t xml:space="preserve"> </w:t>
+      </w:r>
+      <w:r>
+        <w:t xml:space="preserve">intent</w:t>
+      </w:r>
+      <w:r>
+        <w:t xml:space="preserve"> </w:t>
+      </w:r>
+      <w:r>
+        <w:t xml:space="preserve">and</w:t>
+      </w:r>
+      <w:r>
+        <w:t xml:space="preserve"> </w:t>
+      </w:r>
+      <w:r>
+        <w:t xml:space="preserve">likely</w:t>
+      </w:r>
+      <w:r>
+        <w:t xml:space="preserve"> </w:t>
+      </w:r>
+      <w:r>
+        <w:t xml:space="preserve">harm</w:t>
+      </w:r>
+      <w:r>
+        <w:t xml:space="preserve"> </w:t>
+      </w:r>
+      <w:r>
+        <w:t xml:space="preserve">are</w:t>
+      </w:r>
+      <w:r>
+        <w:t xml:space="preserve"> </w:t>
+      </w:r>
+      <w:r>
+        <w:t xml:space="preserve">plausibly</w:t>
+      </w:r>
+      <w:r>
+        <w:t xml:space="preserve"> </w:t>
+      </w:r>
+      <w:r>
+        <w:t xml:space="preserve">alleged</w:t>
+      </w:r>
+      <w:r>
+        <w:t xml:space="preserve">   </w:t>
+      </w:r>
+      <w:r>
+        <w:tab/>
+      </w:r>
+      <w:r>
+        <w:t xml:space="preserve">4</w:t>
+      </w:r>
+    </w:p>
+    <w:p>
+      <w:pPr>
+        <w:pStyle w:val="CATocS0"/>
+      </w:pPr>
+      <w:r>
+        <w:t xml:space="preserve">III.</w:t>
+      </w:r>
+      <w:r>
+        <w:tab/>
+      </w:r>
+      <w:r>
+        <w:t xml:space="preserve">Defamation</w:t>
+      </w:r>
+      <w:r>
+        <w:t xml:space="preserve"> </w:t>
+      </w:r>
+      <w:r>
+        <w:t xml:space="preserve">and</w:t>
+      </w:r>
+      <w:r>
+        <w:t xml:space="preserve"> </w:t>
+      </w:r>
+      <w:r>
+        <w:t xml:space="preserve">False</w:t>
+      </w:r>
+      <w:r>
+        <w:t xml:space="preserve"> </w:t>
+      </w:r>
+      <w:r>
+        <w:t xml:space="preserve">Light:</w:t>
+      </w:r>
+      <w:r>
+        <w:t xml:space="preserve"> </w:t>
+      </w:r>
+      <w:r>
+        <w:t xml:space="preserve">The</w:t>
+      </w:r>
+      <w:r>
+        <w:t xml:space="preserve"> </w:t>
+      </w:r>
+      <w:r>
+        <w:t xml:space="preserve">thread’s</w:t>
+      </w:r>
+      <w:r>
+        <w:t xml:space="preserve"> </w:t>
+      </w:r>
+      <w:r>
+        <w:t xml:space="preserve">juxtaposition</w:t>
+      </w:r>
+      <w:r>
+        <w:t xml:space="preserve"> </w:t>
+      </w:r>
+      <w:r>
+        <w:t xml:space="preserve">states</w:t>
+      </w:r>
+      <w:r>
+        <w:t xml:space="preserve"> </w:t>
+      </w:r>
+      <w:r>
+        <w:t xml:space="preserve">a</w:t>
+      </w:r>
+      <w:r>
+        <w:t xml:space="preserve"> </w:t>
+      </w:r>
+      <w:r>
+        <w:t xml:space="preserve">claim;</w:t>
+      </w:r>
+      <w:r>
+        <w:t xml:space="preserve"> </w:t>
+      </w:r>
+      <w:r>
+        <w:t xml:space="preserve">liability</w:t>
+      </w:r>
+      <w:r>
+        <w:t xml:space="preserve"> </w:t>
+      </w:r>
+      <w:r>
+        <w:t xml:space="preserve">is</w:t>
+      </w:r>
+      <w:r>
+        <w:t xml:space="preserve"> </w:t>
+      </w:r>
+      <w:r>
+        <w:t xml:space="preserve">not</w:t>
+      </w:r>
+      <w:r>
+        <w:t xml:space="preserve"> </w:t>
+      </w:r>
+      <w:r>
+        <w:t xml:space="preserve">confined</w:t>
+      </w:r>
+      <w:r>
+        <w:t xml:space="preserve"> </w:t>
+      </w:r>
+      <w:r>
+        <w:t xml:space="preserve">to</w:t>
+      </w:r>
+      <w:r>
+        <w:t xml:space="preserve"> </w:t>
+      </w:r>
+      <w:r>
+        <w:t xml:space="preserve">the</w:t>
+      </w:r>
+      <w:r>
+        <w:t xml:space="preserve"> </w:t>
+      </w:r>
+      <w:r>
+        <w:t xml:space="preserve">literal</w:t>
+      </w:r>
+      <w:r>
+        <w:t xml:space="preserve"> </w:t>
+      </w:r>
+      <w:r>
+        <w:t xml:space="preserve">poster;</w:t>
+      </w:r>
+      <w:r>
+        <w:t xml:space="preserve"> </w:t>
+      </w:r>
+      <w:r>
+        <w:t xml:space="preserve">per</w:t>
+      </w:r>
+      <w:r>
+        <w:t xml:space="preserve"> </w:t>
+      </w:r>
+      <w:r>
+        <w:t xml:space="preserve">quod</w:t>
+      </w:r>
+      <w:r>
+        <w:t xml:space="preserve"> </w:t>
+      </w:r>
+      <w:r>
+        <w:t xml:space="preserve">damages</w:t>
+      </w:r>
+      <w:r>
+        <w:t xml:space="preserve"> </w:t>
+      </w:r>
+      <w:r>
+        <w:t xml:space="preserve">are</w:t>
+      </w:r>
+      <w:r>
+        <w:t xml:space="preserve"> </w:t>
+      </w:r>
+      <w:r>
+        <w:t xml:space="preserve">adequately</w:t>
+      </w:r>
+      <w:r>
+        <w:t xml:space="preserve"> </w:t>
+      </w:r>
+      <w:r>
+        <w:t xml:space="preserve">pled</w:t>
+      </w:r>
+      <w:r>
+        <w:t xml:space="preserve"> </w:t>
+      </w:r>
+      <w:r>
+        <w:t xml:space="preserve">in</w:t>
+      </w:r>
+      <w:r>
+        <w:t xml:space="preserve"> </w:t>
+      </w:r>
+      <w:r>
+        <w:t xml:space="preserve">the</w:t>
+      </w:r>
+      <w:r>
+        <w:t xml:space="preserve"> </w:t>
+      </w:r>
+      <w:r>
+        <w:t xml:space="preserve">alternative</w:t>
+      </w:r>
+      <w:r>
+        <w:t xml:space="preserve">   </w:t>
+      </w:r>
+      <w:r>
+        <w:tab/>
+      </w:r>
+      <w:r>
+        <w:t xml:space="preserve">5</w:t>
+      </w:r>
+    </w:p>
+    <w:p>
+      <w:pPr>
+        <w:pStyle w:val="CATocS1"/>
+      </w:pPr>
+      <w:r>
+        <w:t xml:space="preserve">A.</w:t>
+      </w:r>
+      <w:r>
+        <w:tab/>
+      </w:r>
+      <w:r>
+        <w:t xml:space="preserve">Context</w:t>
+      </w:r>
+      <w:r>
+        <w:t xml:space="preserve"> </w:t>
+      </w:r>
+      <w:r>
+        <w:t xml:space="preserve">and</w:t>
+      </w:r>
+      <w:r>
+        <w:t xml:space="preserve"> </w:t>
+      </w:r>
+      <w:r>
+        <w:t xml:space="preserve">juxtaposition</w:t>
+      </w:r>
+      <w:r>
+        <w:t xml:space="preserve"> </w:t>
+      </w:r>
+      <w:r>
+        <w:t xml:space="preserve">defeat</w:t>
+      </w:r>
+      <w:r>
+        <w:t xml:space="preserve"> </w:t>
+      </w:r>
+      <w:r>
+        <w:t xml:space="preserve">“innocent</w:t>
+      </w:r>
+      <w:r>
+        <w:t xml:space="preserve"> </w:t>
+      </w:r>
+      <w:r>
+        <w:t xml:space="preserve">construction”</w:t>
+      </w:r>
+      <w:r>
+        <w:t xml:space="preserve"> </w:t>
+      </w:r>
+      <w:r>
+        <w:t xml:space="preserve">at</w:t>
+      </w:r>
+      <w:r>
+        <w:t xml:space="preserve"> </w:t>
+      </w:r>
+      <w:r>
+        <w:t xml:space="preserve">the</w:t>
+      </w:r>
+      <w:r>
+        <w:t xml:space="preserve"> </w:t>
+      </w:r>
+      <w:r>
+        <w:t xml:space="preserve">pleading</w:t>
+      </w:r>
+      <w:r>
+        <w:t xml:space="preserve"> </w:t>
+      </w:r>
+      <w:r>
+        <w:t xml:space="preserve">stage.</w:t>
+      </w:r>
+      <w:r>
+        <w:t xml:space="preserve">   </w:t>
+      </w:r>
+      <w:r>
+        <w:tab/>
+      </w:r>
+      <w:r>
+        <w:t xml:space="preserve">5</w:t>
+      </w:r>
+    </w:p>
+    <w:p>
+      <w:pPr>
+        <w:pStyle w:val="CATocS1"/>
+      </w:pPr>
+      <w:r>
+        <w:t xml:space="preserve">B.</w:t>
+      </w:r>
+      <w:r>
+        <w:tab/>
+      </w:r>
+      <w:r>
+        <w:t xml:space="preserve">Liability</w:t>
+      </w:r>
+      <w:r>
+        <w:t xml:space="preserve"> </w:t>
+      </w:r>
+      <w:r>
+        <w:t xml:space="preserve">extends</w:t>
+      </w:r>
+      <w:r>
+        <w:t xml:space="preserve"> </w:t>
+      </w:r>
+      <w:r>
+        <w:t xml:space="preserve">beyond</w:t>
+      </w:r>
+      <w:r>
+        <w:t xml:space="preserve"> </w:t>
+      </w:r>
+      <w:r>
+        <w:t xml:space="preserve">the</w:t>
+      </w:r>
+      <w:r>
+        <w:t xml:space="preserve"> </w:t>
+      </w:r>
+      <w:r>
+        <w:t xml:space="preserve">literal</w:t>
+      </w:r>
+      <w:r>
+        <w:t xml:space="preserve"> </w:t>
+      </w:r>
+      <w:r>
+        <w:t xml:space="preserve">mugshot-poster</w:t>
+      </w:r>
+      <w:r>
+        <w:t xml:space="preserve"> </w:t>
+      </w:r>
+      <w:r>
+        <w:t xml:space="preserve">where</w:t>
+      </w:r>
+      <w:r>
+        <w:t xml:space="preserve"> </w:t>
+      </w:r>
+      <w:r>
+        <w:t xml:space="preserve">others</w:t>
+      </w:r>
+      <w:r>
+        <w:t xml:space="preserve"> </w:t>
+      </w:r>
+      <w:r>
+        <w:t xml:space="preserve">framed,</w:t>
+      </w:r>
+      <w:r>
+        <w:t xml:space="preserve"> </w:t>
+      </w:r>
+      <w:r>
+        <w:t xml:space="preserve">curated,</w:t>
+      </w:r>
+      <w:r>
+        <w:t xml:space="preserve"> </w:t>
+      </w:r>
+      <w:r>
+        <w:t xml:space="preserve">and</w:t>
+      </w:r>
+      <w:r>
+        <w:t xml:space="preserve"> </w:t>
+      </w:r>
+      <w:r>
+        <w:t xml:space="preserve">amplified</w:t>
+      </w:r>
+      <w:r>
+        <w:t xml:space="preserve"> </w:t>
+      </w:r>
+      <w:r>
+        <w:t xml:space="preserve">the</w:t>
+      </w:r>
+      <w:r>
+        <w:t xml:space="preserve"> </w:t>
+      </w:r>
+      <w:r>
+        <w:t xml:space="preserve">implication</w:t>
+      </w:r>
+      <w:r>
+        <w:t xml:space="preserve">   </w:t>
+      </w:r>
+      <w:r>
+        <w:tab/>
+      </w:r>
+      <w:r>
+        <w:t xml:space="preserve">6</w:t>
+      </w:r>
+    </w:p>
+    <w:p>
+      <w:pPr>
+        <w:pStyle w:val="CATocS1"/>
+      </w:pPr>
+      <w:r>
+        <w:t xml:space="preserve">C.</w:t>
+      </w:r>
+      <w:r>
+        <w:tab/>
+      </w:r>
+      <w:r>
+        <w:t xml:space="preserve">Alternatively,</w:t>
+      </w:r>
+      <w:r>
+        <w:t xml:space="preserve"> </w:t>
+      </w:r>
+      <w:r>
+        <w:t xml:space="preserve">per</w:t>
+      </w:r>
+      <w:r>
+        <w:t xml:space="preserve"> </w:t>
+      </w:r>
+      <w:r>
+        <w:t xml:space="preserve">quod</w:t>
+      </w:r>
+      <w:r>
+        <w:t xml:space="preserve"> </w:t>
+      </w:r>
+      <w:r>
+        <w:t xml:space="preserve">damages</w:t>
+      </w:r>
+      <w:r>
+        <w:t xml:space="preserve"> </w:t>
+      </w:r>
+      <w:r>
+        <w:t xml:space="preserve">are</w:t>
+      </w:r>
+      <w:r>
+        <w:t xml:space="preserve"> </w:t>
+      </w:r>
+      <w:r>
+        <w:t xml:space="preserve">sufficiently</w:t>
+      </w:r>
+      <w:r>
+        <w:t xml:space="preserve"> </w:t>
+      </w:r>
+      <w:r>
+        <w:t xml:space="preserve">alleged</w:t>
+      </w:r>
+      <w:r>
+        <w:t xml:space="preserve">   </w:t>
+      </w:r>
+      <w:r>
+        <w:tab/>
+      </w:r>
+      <w:r>
+        <w:t xml:space="preserve">6</w:t>
+      </w:r>
+    </w:p>
+    <w:p>
+      <w:pPr>
+        <w:pStyle w:val="CATocS0"/>
+      </w:pPr>
+      <w:r>
+        <w:t xml:space="preserve">IV.</w:t>
+      </w:r>
+      <w:r>
+        <w:tab/>
+      </w:r>
+      <w:r>
+        <w:t xml:space="preserve">Section</w:t>
+      </w:r>
+      <w:r>
+        <w:t xml:space="preserve"> </w:t>
+      </w:r>
+      <w:r>
+        <w:t xml:space="preserve">230:</w:t>
+      </w:r>
+      <w:r>
+        <w:t xml:space="preserve"> </w:t>
+      </w:r>
+      <w:r>
+        <w:t xml:space="preserve">Appellees’</w:t>
+      </w:r>
+      <w:r>
+        <w:t xml:space="preserve"> </w:t>
+      </w:r>
+      <w:r>
+        <w:t xml:space="preserve">conduct-based</w:t>
+      </w:r>
+      <w:r>
+        <w:t xml:space="preserve"> </w:t>
+      </w:r>
+      <w:r>
+        <w:t xml:space="preserve">design</w:t>
+      </w:r>
+      <w:r>
+        <w:t xml:space="preserve"> </w:t>
+      </w:r>
+      <w:r>
+        <w:t xml:space="preserve">and</w:t>
+      </w:r>
+      <w:r>
+        <w:t xml:space="preserve"> </w:t>
+      </w:r>
+      <w:r>
+        <w:t xml:space="preserve">operational</w:t>
+      </w:r>
+      <w:r>
+        <w:t xml:space="preserve"> </w:t>
+      </w:r>
+      <w:r>
+        <w:t xml:space="preserve">choices</w:t>
+      </w:r>
+      <w:r>
+        <w:t xml:space="preserve"> </w:t>
+      </w:r>
+      <w:r>
+        <w:t xml:space="preserve">are</w:t>
+      </w:r>
+      <w:r>
+        <w:t xml:space="preserve"> </w:t>
+      </w:r>
+      <w:r>
+        <w:t xml:space="preserve">not</w:t>
+      </w:r>
+      <w:r>
+        <w:t xml:space="preserve"> </w:t>
+      </w:r>
+      <w:r>
+        <w:t xml:space="preserve">categorically</w:t>
+      </w:r>
+      <w:r>
+        <w:t xml:space="preserve"> </w:t>
+      </w:r>
+      <w:r>
+        <w:t xml:space="preserve">immune;</w:t>
+      </w:r>
+      <w:r>
+        <w:t xml:space="preserve"> </w:t>
+      </w:r>
+      <w:r>
+        <w:t xml:space="preserve">dismissal</w:t>
+      </w:r>
+      <w:r>
+        <w:t xml:space="preserve"> </w:t>
+      </w:r>
+      <w:r>
+        <w:t xml:space="preserve">on</w:t>
+      </w:r>
+      <w:r>
+        <w:t xml:space="preserve"> </w:t>
+      </w:r>
+      <w:r>
+        <w:t xml:space="preserve">§</w:t>
+      </w:r>
+      <w:r>
+        <w:t xml:space="preserve"> </w:t>
+      </w:r>
+      <w:r>
+        <w:t xml:space="preserve">230</w:t>
+      </w:r>
+      <w:r>
+        <w:t xml:space="preserve"> </w:t>
+      </w:r>
+      <w:r>
+        <w:t xml:space="preserve">at</w:t>
+      </w:r>
+      <w:r>
+        <w:t xml:space="preserve"> </w:t>
+      </w:r>
+      <w:r>
+        <w:t xml:space="preserve">Rule</w:t>
+      </w:r>
+      <w:r>
+        <w:t xml:space="preserve"> </w:t>
+      </w:r>
+      <w:r>
+        <w:t xml:space="preserve">12</w:t>
+      </w:r>
+      <w:r>
+        <w:t xml:space="preserve"> </w:t>
+      </w:r>
+      <w:r>
+        <w:t xml:space="preserve">is</w:t>
+      </w:r>
+      <w:r>
+        <w:t xml:space="preserve"> </w:t>
+      </w:r>
+      <w:r>
+        <w:t xml:space="preserve">premature</w:t>
+      </w:r>
+      <w:r>
+        <w:t xml:space="preserve">   </w:t>
+      </w:r>
+      <w:r>
+        <w:tab/>
+      </w:r>
+      <w:r>
+        <w:t xml:space="preserve">6</w:t>
+      </w:r>
+    </w:p>
+    <w:p>
+      <w:pPr>
+        <w:pStyle w:val="CATocS0"/>
+      </w:pPr>
+      <w:r>
+        <w:t xml:space="preserve">V.</w:t>
+      </w:r>
+      <w:r>
+        <w:tab/>
+      </w:r>
+      <w:r>
+        <w:t xml:space="preserve">First</w:t>
+      </w:r>
+      <w:r>
+        <w:t xml:space="preserve"> </w:t>
+      </w:r>
+      <w:r>
+        <w:t xml:space="preserve">Amendment:</w:t>
+      </w:r>
+      <w:r>
+        <w:t xml:space="preserve"> </w:t>
+      </w:r>
+      <w:r>
+        <w:t xml:space="preserve">These</w:t>
+      </w:r>
+      <w:r>
+        <w:t xml:space="preserve"> </w:t>
+      </w:r>
+      <w:r>
+        <w:t xml:space="preserve">claims</w:t>
+      </w:r>
+      <w:r>
+        <w:t xml:space="preserve"> </w:t>
+      </w:r>
+      <w:r>
+        <w:t xml:space="preserve">regulate</w:t>
+      </w:r>
+      <w:r>
+        <w:t xml:space="preserve"> </w:t>
+      </w:r>
+      <w:r>
+        <w:t xml:space="preserve">tortious</w:t>
+      </w:r>
+      <w:r>
+        <w:t xml:space="preserve"> </w:t>
+      </w:r>
+      <w:r>
+        <w:t xml:space="preserve">conduct</w:t>
+      </w:r>
+      <w:r>
+        <w:t xml:space="preserve"> </w:t>
+      </w:r>
+      <w:r>
+        <w:t xml:space="preserve">and</w:t>
+      </w:r>
+      <w:r>
+        <w:t xml:space="preserve"> </w:t>
+      </w:r>
+      <w:r>
+        <w:t xml:space="preserve">unprotected</w:t>
+      </w:r>
+      <w:r>
+        <w:t xml:space="preserve"> </w:t>
+      </w:r>
+      <w:r>
+        <w:t xml:space="preserve">defamation/​​doxing,</w:t>
+      </w:r>
+      <w:r>
+        <w:t xml:space="preserve"> </w:t>
+      </w:r>
+      <w:r>
+        <w:t xml:space="preserve">not</w:t>
+      </w:r>
+      <w:r>
+        <w:t xml:space="preserve"> </w:t>
+      </w:r>
+      <w:r>
+        <w:t xml:space="preserve">viewpoints.</w:t>
+      </w:r>
+      <w:r>
+        <w:t xml:space="preserve">   </w:t>
+      </w:r>
+      <w:r>
+        <w:tab/>
+      </w:r>
+      <w:r>
+        <w:t xml:space="preserve">7</w:t>
+      </w:r>
+    </w:p>
+    <w:p>
+      <w:pPr>
+        <w:pStyle w:val="CATocS0"/>
+      </w:pPr>
+      <w:r>
+        <w:t xml:space="preserve">VI.</w:t>
+      </w:r>
+      <w:r>
+        <w:tab/>
+      </w:r>
+      <w:r>
+        <w:t xml:space="preserve">Negligence,</w:t>
+      </w:r>
+      <w:r>
+        <w:t xml:space="preserve"> </w:t>
+      </w:r>
+      <w:r>
+        <w:t xml:space="preserve">Product</w:t>
+      </w:r>
+      <w:r>
+        <w:t xml:space="preserve"> </w:t>
+      </w:r>
+      <w:r>
+        <w:t xml:space="preserve">Liability,</w:t>
+      </w:r>
+      <w:r>
+        <w:t xml:space="preserve"> </w:t>
+      </w:r>
+      <w:r>
+        <w:t xml:space="preserve">and</w:t>
+      </w:r>
+      <w:r>
+        <w:t xml:space="preserve"> </w:t>
+      </w:r>
+      <w:r>
+        <w:t xml:space="preserve">Negligent</w:t>
+      </w:r>
+      <w:r>
+        <w:t xml:space="preserve"> </w:t>
+      </w:r>
+      <w:r>
+        <w:t xml:space="preserve">Entrustment</w:t>
+      </w:r>
+      <w:r>
+        <w:t xml:space="preserve"> </w:t>
+      </w:r>
+      <w:r>
+        <w:t xml:space="preserve">(Meta):</w:t>
+      </w:r>
+      <w:r>
+        <w:t xml:space="preserve"> </w:t>
+      </w:r>
+      <w:r>
+        <w:t xml:space="preserve">The</w:t>
+      </w:r>
+      <w:r>
+        <w:t xml:space="preserve"> </w:t>
+      </w:r>
+      <w:r>
+        <w:t xml:space="preserve">claims</w:t>
+      </w:r>
+      <w:r>
+        <w:t xml:space="preserve"> </w:t>
+      </w:r>
+      <w:r>
+        <w:t xml:space="preserve">target</w:t>
+      </w:r>
+      <w:r>
+        <w:t xml:space="preserve"> </w:t>
+      </w:r>
+      <w:r>
+        <w:t xml:space="preserve">Meta’s</w:t>
+      </w:r>
+      <w:r>
+        <w:t xml:space="preserve"> </w:t>
+      </w:r>
+      <w:r>
+        <w:t xml:space="preserve">own</w:t>
+      </w:r>
+      <w:r>
+        <w:t xml:space="preserve"> </w:t>
+      </w:r>
+      <w:r>
+        <w:t xml:space="preserve">product</w:t>
+      </w:r>
+      <w:r>
+        <w:t xml:space="preserve"> </w:t>
+      </w:r>
+      <w:r>
+        <w:t xml:space="preserve">design/​​entrustment</w:t>
+      </w:r>
+      <w:r>
+        <w:t xml:space="preserve"> </w:t>
+      </w:r>
+      <w:r>
+        <w:t xml:space="preserve">and</w:t>
+      </w:r>
+      <w:r>
+        <w:t xml:space="preserve"> </w:t>
+      </w:r>
+      <w:r>
+        <w:t xml:space="preserve">should</w:t>
+      </w:r>
+      <w:r>
+        <w:t xml:space="preserve"> </w:t>
+      </w:r>
+      <w:r>
+        <w:t xml:space="preserve">proceed</w:t>
+      </w:r>
+      <w:r>
+        <w:t xml:space="preserve">   </w:t>
+      </w:r>
+      <w:r>
+        <w:tab/>
+      </w:r>
+      <w:r>
+        <w:t xml:space="preserve">8</w:t>
+      </w:r>
+    </w:p>
+    <w:p>
+      <w:pPr>
+        <w:pStyle w:val="CATocS0"/>
+      </w:pPr>
+      <w:r>
+        <w:t xml:space="preserve">VII.</w:t>
+      </w:r>
+      <w:r>
+        <w:tab/>
+      </w:r>
+      <w:r>
+        <w:t xml:space="preserve">Unjust</w:t>
+      </w:r>
+      <w:r>
+        <w:t xml:space="preserve"> </w:t>
+      </w:r>
+      <w:r>
+        <w:t xml:space="preserve">Enrichment:</w:t>
+      </w:r>
+      <w:r>
+        <w:t xml:space="preserve"> </w:t>
+      </w:r>
+      <w:r>
+        <w:t xml:space="preserve">Revives</w:t>
+      </w:r>
+      <w:r>
+        <w:t xml:space="preserve"> </w:t>
+      </w:r>
+      <w:r>
+        <w:t xml:space="preserve">with</w:t>
+      </w:r>
+      <w:r>
+        <w:t xml:space="preserve"> </w:t>
+      </w:r>
+      <w:r>
+        <w:t xml:space="preserve">the</w:t>
+      </w:r>
+      <w:r>
+        <w:t xml:space="preserve"> </w:t>
+      </w:r>
+      <w:r>
+        <w:t xml:space="preserve">predicate</w:t>
+      </w:r>
+      <w:r>
+        <w:t xml:space="preserve"> </w:t>
+      </w:r>
+      <w:r>
+        <w:t xml:space="preserve">torts.</w:t>
+      </w:r>
+      <w:r>
+        <w:t xml:space="preserve">   </w:t>
+      </w:r>
+      <w:r>
+        <w:tab/>
+      </w:r>
+      <w:r>
+        <w:t xml:space="preserve">8</w:t>
+      </w:r>
+    </w:p>
+    <w:p>
+      <w:pPr>
+        <w:pStyle w:val="CATocS0"/>
+      </w:pPr>
+      <w:r>
+        <w:t xml:space="preserve">VIII.</w:t>
+      </w:r>
+      <w:r>
+        <w:tab/>
+      </w:r>
+      <w:r>
+        <w:t xml:space="preserve">Dismissal</w:t>
+      </w:r>
+      <w:r>
+        <w:t xml:space="preserve"> </w:t>
+      </w:r>
+      <w:r>
+        <w:t xml:space="preserve">With</w:t>
+      </w:r>
+      <w:r>
+        <w:t xml:space="preserve"> </w:t>
+      </w:r>
+      <w:r>
+        <w:t xml:space="preserve">Prejudice</w:t>
+      </w:r>
+      <w:r>
+        <w:t xml:space="preserve"> </w:t>
+      </w:r>
+      <w:r>
+        <w:t xml:space="preserve">Was</w:t>
+      </w:r>
+      <w:r>
+        <w:t xml:space="preserve"> </w:t>
+      </w:r>
+      <w:r>
+        <w:t xml:space="preserve">Improper.</w:t>
+      </w:r>
+      <w:r>
+        <w:t xml:space="preserve">   </w:t>
+      </w:r>
+      <w:r>
+        <w:tab/>
+      </w:r>
+      <w:r>
+        <w:t xml:space="preserve">9</w:t>
       </w:r>
     </w:p>
     <w:p>
@@ -1166,1387 +2617,10 @@
         <w:pStyle w:val="CATocTop"/>
       </w:pPr>
       <w:r>
-        <w:t xml:space="preserve">II.</w:t>
-      </w:r>
-      <w:r>
-        <w:t xml:space="preserve"> </w:t>
-      </w:r>
-      <w:r>
-        <w:t xml:space="preserve">ARGUMENT</w:t>
-      </w:r>
-      <w:r>
-        <w:tab/>
-      </w:r>
-      <w:r>
-        <w:t xml:space="preserve">2</w:t>
-      </w:r>
-    </w:p>
-    <w:p>
-      <w:pPr>
-        <w:pStyle w:val="CATocS1"/>
-      </w:pPr>
-      <w:r>
-        <w:t xml:space="preserve">I.</w:t>
-      </w:r>
-      <w:r>
-        <w:tab/>
-      </w:r>
-      <w:r>
-        <w:t xml:space="preserve">IRPA:</w:t>
-      </w:r>
-      <w:r>
-        <w:t xml:space="preserve"> </w:t>
-      </w:r>
-      <w:r>
-        <w:t xml:space="preserve">“In</w:t>
-      </w:r>
-      <w:r>
-        <w:t xml:space="preserve"> </w:t>
-      </w:r>
-      <w:r>
-        <w:t xml:space="preserve">connection</w:t>
-      </w:r>
-      <w:r>
-        <w:t xml:space="preserve"> </w:t>
-      </w:r>
-      <w:r>
-        <w:t xml:space="preserve">with”</w:t>
-      </w:r>
-      <w:r>
-        <w:t xml:space="preserve"> </w:t>
-      </w:r>
-      <w:r>
-        <w:t xml:space="preserve">advertising/fundraising</w:t>
-      </w:r>
-      <w:r>
-        <w:t xml:space="preserve"> </w:t>
-      </w:r>
-      <w:r>
-        <w:t xml:space="preserve">is</w:t>
-      </w:r>
-      <w:r>
-        <w:t xml:space="preserve"> </w:t>
-      </w:r>
-      <w:r>
-        <w:t xml:space="preserve">plausibly</w:t>
-      </w:r>
-      <w:r>
-        <w:t xml:space="preserve"> </w:t>
-      </w:r>
-      <w:r>
-        <w:t xml:space="preserve">pled;</w:t>
-      </w:r>
-      <w:r>
-        <w:t xml:space="preserve"> </w:t>
-      </w:r>
-      <w:r>
-        <w:t xml:space="preserve">the</w:t>
-      </w:r>
-      <w:r>
-        <w:t xml:space="preserve"> </w:t>
-      </w:r>
-      <w:r>
-        <w:t xml:space="preserve">§</w:t>
-      </w:r>
-      <w:r>
-        <w:t xml:space="preserve"> </w:t>
-      </w:r>
-      <w:r>
-        <w:t xml:space="preserve">35(b)(1)</w:t>
-      </w:r>
-      <w:r>
-        <w:t xml:space="preserve"> </w:t>
-      </w:r>
-      <w:r>
-        <w:t xml:space="preserve">“visual</w:t>
-      </w:r>
-      <w:r>
-        <w:t xml:space="preserve"> </w:t>
-      </w:r>
-      <w:r>
-        <w:t xml:space="preserve">work”</w:t>
-      </w:r>
-      <w:r>
-        <w:t xml:space="preserve"> </w:t>
-      </w:r>
-      <w:r>
-        <w:t xml:space="preserve">exception</w:t>
-      </w:r>
-      <w:r>
-        <w:t xml:space="preserve"> </w:t>
-      </w:r>
-      <w:r>
-        <w:t xml:space="preserve">cannot</w:t>
-      </w:r>
-      <w:r>
-        <w:t xml:space="preserve"> </w:t>
-      </w:r>
-      <w:r>
-        <w:t xml:space="preserve">defeat</w:t>
-      </w:r>
-      <w:r>
-        <w:t xml:space="preserve"> </w:t>
-      </w:r>
-      <w:r>
-        <w:t xml:space="preserve">the</w:t>
-      </w:r>
-      <w:r>
-        <w:t xml:space="preserve"> </w:t>
-      </w:r>
-      <w:r>
-        <w:t xml:space="preserve">pleadings</w:t>
-      </w:r>
-      <w:r>
-        <w:tab/>
-      </w:r>
-      <w:r>
-        <w:t xml:space="preserve">2</w:t>
-      </w:r>
-    </w:p>
-    <w:p>
-      <w:pPr>
-        <w:pStyle w:val="CATocS2"/>
-      </w:pPr>
-      <w:r>
-        <w:t xml:space="preserve">A.</w:t>
-      </w:r>
-      <w:r>
-        <w:tab/>
-      </w:r>
-      <w:r>
-        <w:t xml:space="preserve">“Commercial</w:t>
-      </w:r>
-      <w:r>
-        <w:t xml:space="preserve"> </w:t>
-      </w:r>
-      <w:r>
-        <w:t xml:space="preserve">purpose”</w:t>
-      </w:r>
-      <w:r>
-        <w:t xml:space="preserve"> </w:t>
-      </w:r>
-      <w:r>
-        <w:t xml:space="preserve">is</w:t>
-      </w:r>
-      <w:r>
-        <w:t xml:space="preserve"> </w:t>
-      </w:r>
-      <w:r>
-        <w:t xml:space="preserve">satisfied</w:t>
-      </w:r>
-      <w:r>
-        <w:t xml:space="preserve"> </w:t>
-      </w:r>
-      <w:r>
-        <w:t xml:space="preserve">by</w:t>
-      </w:r>
-      <w:r>
-        <w:t xml:space="preserve"> </w:t>
-      </w:r>
-      <w:r>
-        <w:t xml:space="preserve">monetization</w:t>
-      </w:r>
-      <w:r>
-        <w:t xml:space="preserve"> </w:t>
-      </w:r>
-      <w:r>
-        <w:t xml:space="preserve">that</w:t>
-      </w:r>
-      <w:r>
-        <w:t xml:space="preserve"> </w:t>
-      </w:r>
-      <w:r>
-        <w:t xml:space="preserve">the</w:t>
-      </w:r>
-      <w:r>
-        <w:t xml:space="preserve"> </w:t>
-      </w:r>
-      <w:r>
-        <w:t xml:space="preserve">complaint</w:t>
-      </w:r>
-      <w:r>
-        <w:t xml:space="preserve"> </w:t>
-      </w:r>
-      <w:r>
-        <w:t xml:space="preserve">ties</w:t>
-      </w:r>
-      <w:r>
-        <w:t xml:space="preserve"> </w:t>
-      </w:r>
-      <w:r>
-        <w:t xml:space="preserve">to</w:t>
-      </w:r>
-      <w:r>
-        <w:t xml:space="preserve"> </w:t>
-      </w:r>
-      <w:r>
-        <w:t xml:space="preserve">AWDTSG</w:t>
-      </w:r>
-      <w:r>
-        <w:t xml:space="preserve"> </w:t>
-      </w:r>
-      <w:r>
-        <w:t xml:space="preserve">fundraising</w:t>
-      </w:r>
-      <w:r>
-        <w:t xml:space="preserve"> </w:t>
-      </w:r>
-      <w:r>
-        <w:t xml:space="preserve">and</w:t>
-      </w:r>
-      <w:r>
-        <w:t xml:space="preserve"> </w:t>
-      </w:r>
-      <w:r>
-        <w:t xml:space="preserve">Meta’s</w:t>
-      </w:r>
-      <w:r>
-        <w:t xml:space="preserve"> </w:t>
-      </w:r>
-      <w:r>
-        <w:t xml:space="preserve">ad</w:t>
-      </w:r>
-      <w:r>
-        <w:t xml:space="preserve"> </w:t>
-      </w:r>
-      <w:r>
-        <w:t xml:space="preserve">sales</w:t>
-      </w:r>
-      <w:r>
-        <w:tab/>
-      </w:r>
-      <w:r>
-        <w:t xml:space="preserve">2</w:t>
-      </w:r>
-    </w:p>
-    <w:p>
-      <w:pPr>
-        <w:pStyle w:val="CATocS2"/>
-      </w:pPr>
-      <w:r>
-        <w:t xml:space="preserve">B.</w:t>
-      </w:r>
-      <w:r>
-        <w:tab/>
-      </w:r>
-      <w:r>
-        <w:t xml:space="preserve">Appellees’</w:t>
-      </w:r>
-      <w:r>
-        <w:t xml:space="preserve"> </w:t>
-      </w:r>
-      <w:r>
-        <w:t xml:space="preserve">waiver</w:t>
-      </w:r>
-      <w:r>
-        <w:t xml:space="preserve"> </w:t>
-      </w:r>
-      <w:r>
-        <w:t xml:space="preserve">theory</w:t>
-      </w:r>
-      <w:r>
-        <w:t xml:space="preserve"> </w:t>
-      </w:r>
-      <w:r>
-        <w:t xml:space="preserve">as</w:t>
-      </w:r>
-      <w:r>
-        <w:t xml:space="preserve"> </w:t>
-      </w:r>
-      <w:r>
-        <w:t xml:space="preserve">to</w:t>
-      </w:r>
-      <w:r>
-        <w:t xml:space="preserve"> </w:t>
-      </w:r>
-      <w:r>
-        <w:t xml:space="preserve">Rajala</w:t>
-      </w:r>
-      <w:r>
-        <w:t xml:space="preserve"> </w:t>
-      </w:r>
-      <w:r>
-        <w:t xml:space="preserve">is</w:t>
-      </w:r>
-      <w:r>
-        <w:t xml:space="preserve"> </w:t>
-      </w:r>
-      <w:r>
-        <w:t xml:space="preserve">incorrect</w:t>
-      </w:r>
-      <w:r>
-        <w:tab/>
-      </w:r>
-      <w:r>
-        <w:t xml:space="preserve">3</w:t>
-      </w:r>
-    </w:p>
-    <w:p>
-      <w:pPr>
-        <w:pStyle w:val="CATocS2"/>
-      </w:pPr>
-      <w:r>
-        <w:t xml:space="preserve">C.</w:t>
-      </w:r>
-      <w:r>
-        <w:tab/>
-      </w:r>
-      <w:r>
-        <w:t xml:space="preserve">The</w:t>
-      </w:r>
-      <w:r>
-        <w:t xml:space="preserve"> </w:t>
-      </w:r>
-      <w:r>
-        <w:t xml:space="preserve">§</w:t>
-      </w:r>
-      <w:r>
-        <w:t xml:space="preserve"> </w:t>
-      </w:r>
-      <w:r>
-        <w:t xml:space="preserve">35(b)(1)</w:t>
-      </w:r>
-      <w:r>
-        <w:t xml:space="preserve"> </w:t>
-      </w:r>
-      <w:r>
-        <w:t xml:space="preserve">“article</w:t>
-      </w:r>
-      <w:r>
-        <w:t xml:space="preserve"> </w:t>
-      </w:r>
-      <w:r>
-        <w:t xml:space="preserve">or</w:t>
-      </w:r>
-      <w:r>
-        <w:t xml:space="preserve"> </w:t>
-      </w:r>
-      <w:r>
-        <w:t xml:space="preserve">visual</w:t>
-      </w:r>
-      <w:r>
-        <w:t xml:space="preserve"> </w:t>
-      </w:r>
-      <w:r>
-        <w:t xml:space="preserve">work”</w:t>
-      </w:r>
-      <w:r>
-        <w:t xml:space="preserve"> </w:t>
-      </w:r>
-      <w:r>
-        <w:t xml:space="preserve">safe</w:t>
-      </w:r>
-      <w:r>
-        <w:t xml:space="preserve"> </w:t>
-      </w:r>
-      <w:r>
-        <w:t xml:space="preserve">harbor</w:t>
-      </w:r>
-      <w:r>
-        <w:t xml:space="preserve"> </w:t>
-      </w:r>
-      <w:r>
-        <w:t xml:space="preserve">does</w:t>
-      </w:r>
-      <w:r>
-        <w:t xml:space="preserve"> </w:t>
-      </w:r>
-      <w:r>
-        <w:t xml:space="preserve">not</w:t>
-      </w:r>
-      <w:r>
-        <w:t xml:space="preserve"> </w:t>
-      </w:r>
-      <w:r>
-        <w:t xml:space="preserve">defeat</w:t>
-      </w:r>
-      <w:r>
-        <w:t xml:space="preserve"> </w:t>
-      </w:r>
-      <w:r>
-        <w:t xml:space="preserve">plausibility</w:t>
-      </w:r>
-      <w:r>
-        <w:t xml:space="preserve"> </w:t>
-      </w:r>
-      <w:r>
-        <w:t xml:space="preserve">at</w:t>
-      </w:r>
-      <w:r>
-        <w:t xml:space="preserve"> </w:t>
-      </w:r>
-      <w:r>
-        <w:t xml:space="preserve">Rule</w:t>
-      </w:r>
-      <w:r>
-        <w:t xml:space="preserve"> </w:t>
-      </w:r>
-      <w:r>
-        <w:t xml:space="preserve">12</w:t>
-      </w:r>
-      <w:r>
-        <w:tab/>
-      </w:r>
-      <w:r>
-        <w:t xml:space="preserve">4</w:t>
-      </w:r>
-    </w:p>
-    <w:p>
-      <w:pPr>
-        <w:pStyle w:val="CATocS1"/>
-      </w:pPr>
-      <w:r>
-        <w:t xml:space="preserve">II.</w:t>
-      </w:r>
-      <w:r>
-        <w:tab/>
-      </w:r>
-      <w:r>
-        <w:t xml:space="preserve">Illinois</w:t>
-      </w:r>
-      <w:r>
-        <w:t xml:space="preserve"> </w:t>
-      </w:r>
-      <w:r>
-        <w:t xml:space="preserve">Anti-Doxing</w:t>
-      </w:r>
-      <w:r>
-        <w:t xml:space="preserve"> </w:t>
-      </w:r>
-      <w:r>
-        <w:t xml:space="preserve">Act:</w:t>
-      </w:r>
-      <w:r>
-        <w:t xml:space="preserve"> </w:t>
-      </w:r>
-      <w:r>
-        <w:t xml:space="preserve">Name/face</w:t>
-      </w:r>
-      <w:r>
-        <w:t xml:space="preserve"> </w:t>
-      </w:r>
-      <w:r>
-        <w:t xml:space="preserve">in</w:t>
-      </w:r>
-      <w:r>
-        <w:t xml:space="preserve"> </w:t>
-      </w:r>
-      <w:r>
-        <w:t xml:space="preserve">context</w:t>
-      </w:r>
-      <w:r>
-        <w:t xml:space="preserve"> </w:t>
-      </w:r>
-      <w:r>
-        <w:t xml:space="preserve">is</w:t>
-      </w:r>
-      <w:r>
-        <w:t xml:space="preserve"> </w:t>
-      </w:r>
-      <w:r>
-        <w:t xml:space="preserve">PII;</w:t>
-      </w:r>
-      <w:r>
-        <w:t xml:space="preserve"> </w:t>
-      </w:r>
-      <w:r>
-        <w:t xml:space="preserve">intent</w:t>
-      </w:r>
-      <w:r>
-        <w:t xml:space="preserve"> </w:t>
-      </w:r>
-      <w:r>
-        <w:t xml:space="preserve">and</w:t>
-      </w:r>
-      <w:r>
-        <w:t xml:space="preserve"> </w:t>
-      </w:r>
-      <w:r>
-        <w:t xml:space="preserve">likely</w:t>
-      </w:r>
-      <w:r>
-        <w:t xml:space="preserve"> </w:t>
-      </w:r>
-      <w:r>
-        <w:t xml:space="preserve">harm</w:t>
-      </w:r>
-      <w:r>
-        <w:t xml:space="preserve"> </w:t>
-      </w:r>
-      <w:r>
-        <w:t xml:space="preserve">are</w:t>
-      </w:r>
-      <w:r>
-        <w:t xml:space="preserve"> </w:t>
-      </w:r>
-      <w:r>
-        <w:t xml:space="preserve">plausibly</w:t>
-      </w:r>
-      <w:r>
-        <w:t xml:space="preserve"> </w:t>
-      </w:r>
-      <w:r>
-        <w:t xml:space="preserve">alleged</w:t>
-      </w:r>
-      <w:r>
-        <w:tab/>
-      </w:r>
-      <w:r>
-        <w:t xml:space="preserve">4</w:t>
-      </w:r>
-    </w:p>
-    <w:p>
-      <w:pPr>
-        <w:pStyle w:val="CATocS1"/>
-      </w:pPr>
-      <w:r>
-        <w:t xml:space="preserve">III.</w:t>
-      </w:r>
-      <w:r>
-        <w:tab/>
-      </w:r>
-      <w:r>
-        <w:t xml:space="preserve">Defamation</w:t>
-      </w:r>
-      <w:r>
-        <w:t xml:space="preserve"> </w:t>
-      </w:r>
-      <w:r>
-        <w:t xml:space="preserve">and</w:t>
-      </w:r>
-      <w:r>
-        <w:t xml:space="preserve"> </w:t>
-      </w:r>
-      <w:r>
-        <w:t xml:space="preserve">False</w:t>
-      </w:r>
-      <w:r>
-        <w:t xml:space="preserve"> </w:t>
-      </w:r>
-      <w:r>
-        <w:t xml:space="preserve">Light:</w:t>
-      </w:r>
-      <w:r>
-        <w:t xml:space="preserve"> </w:t>
-      </w:r>
-      <w:r>
-        <w:t xml:space="preserve">The</w:t>
-      </w:r>
-      <w:r>
-        <w:t xml:space="preserve"> </w:t>
-      </w:r>
-      <w:r>
-        <w:t xml:space="preserve">thread’s</w:t>
-      </w:r>
-      <w:r>
-        <w:t xml:space="preserve"> </w:t>
-      </w:r>
-      <w:r>
-        <w:t xml:space="preserve">juxtaposition</w:t>
-      </w:r>
-      <w:r>
-        <w:t xml:space="preserve"> </w:t>
-      </w:r>
-      <w:r>
-        <w:t xml:space="preserve">states</w:t>
-      </w:r>
-      <w:r>
-        <w:t xml:space="preserve"> </w:t>
-      </w:r>
-      <w:r>
-        <w:t xml:space="preserve">a</w:t>
-      </w:r>
-      <w:r>
-        <w:t xml:space="preserve"> </w:t>
-      </w:r>
-      <w:r>
-        <w:t xml:space="preserve">claim;</w:t>
-      </w:r>
-      <w:r>
-        <w:t xml:space="preserve"> </w:t>
-      </w:r>
-      <w:r>
-        <w:t xml:space="preserve">liability</w:t>
-      </w:r>
-      <w:r>
-        <w:t xml:space="preserve"> </w:t>
-      </w:r>
-      <w:r>
-        <w:t xml:space="preserve">is</w:t>
-      </w:r>
-      <w:r>
-        <w:t xml:space="preserve"> </w:t>
-      </w:r>
-      <w:r>
-        <w:t xml:space="preserve">not</w:t>
-      </w:r>
-      <w:r>
-        <w:t xml:space="preserve"> </w:t>
-      </w:r>
-      <w:r>
-        <w:t xml:space="preserve">confined</w:t>
-      </w:r>
-      <w:r>
-        <w:t xml:space="preserve"> </w:t>
-      </w:r>
-      <w:r>
-        <w:t xml:space="preserve">to</w:t>
-      </w:r>
-      <w:r>
-        <w:t xml:space="preserve"> </w:t>
-      </w:r>
-      <w:r>
-        <w:t xml:space="preserve">the</w:t>
-      </w:r>
-      <w:r>
-        <w:t xml:space="preserve"> </w:t>
-      </w:r>
-      <w:r>
-        <w:t xml:space="preserve">literal</w:t>
-      </w:r>
-      <w:r>
-        <w:t xml:space="preserve"> </w:t>
-      </w:r>
-      <w:r>
-        <w:t xml:space="preserve">poster;</w:t>
-      </w:r>
-      <w:r>
-        <w:t xml:space="preserve"> </w:t>
-      </w:r>
-      <w:r>
-        <w:t xml:space="preserve">per</w:t>
-      </w:r>
-      <w:r>
-        <w:t xml:space="preserve"> </w:t>
-      </w:r>
-      <w:r>
-        <w:t xml:space="preserve">quod</w:t>
-      </w:r>
-      <w:r>
-        <w:t xml:space="preserve"> </w:t>
-      </w:r>
-      <w:r>
-        <w:t xml:space="preserve">damages</w:t>
-      </w:r>
-      <w:r>
-        <w:t xml:space="preserve"> </w:t>
-      </w:r>
-      <w:r>
-        <w:t xml:space="preserve">are</w:t>
-      </w:r>
-      <w:r>
-        <w:t xml:space="preserve"> </w:t>
-      </w:r>
-      <w:r>
-        <w:t xml:space="preserve">adequately</w:t>
-      </w:r>
-      <w:r>
-        <w:t xml:space="preserve"> </w:t>
-      </w:r>
-      <w:r>
-        <w:t xml:space="preserve">pled</w:t>
-      </w:r>
-      <w:r>
-        <w:t xml:space="preserve"> </w:t>
-      </w:r>
-      <w:r>
-        <w:t xml:space="preserve">in</w:t>
-      </w:r>
-      <w:r>
-        <w:t xml:space="preserve"> </w:t>
-      </w:r>
-      <w:r>
-        <w:t xml:space="preserve">the</w:t>
-      </w:r>
-      <w:r>
-        <w:t xml:space="preserve"> </w:t>
-      </w:r>
-      <w:r>
-        <w:t xml:space="preserve">alternative</w:t>
-      </w:r>
-      <w:r>
-        <w:tab/>
-      </w:r>
-      <w:r>
-        <w:t xml:space="preserve">5</w:t>
-      </w:r>
-    </w:p>
-    <w:p>
-      <w:pPr>
-        <w:pStyle w:val="CATocS2"/>
-      </w:pPr>
-      <w:r>
-        <w:t xml:space="preserve">A.</w:t>
-      </w:r>
-      <w:r>
-        <w:tab/>
-      </w:r>
-      <w:r>
-        <w:t xml:space="preserve">Context</w:t>
-      </w:r>
-      <w:r>
-        <w:t xml:space="preserve"> </w:t>
-      </w:r>
-      <w:r>
-        <w:t xml:space="preserve">and</w:t>
-      </w:r>
-      <w:r>
-        <w:t xml:space="preserve"> </w:t>
-      </w:r>
-      <w:r>
-        <w:t xml:space="preserve">juxtaposition</w:t>
-      </w:r>
-      <w:r>
-        <w:t xml:space="preserve"> </w:t>
-      </w:r>
-      <w:r>
-        <w:t xml:space="preserve">defeat</w:t>
-      </w:r>
-      <w:r>
-        <w:t xml:space="preserve"> </w:t>
-      </w:r>
-      <w:r>
-        <w:t xml:space="preserve">“innocent</w:t>
-      </w:r>
-      <w:r>
-        <w:t xml:space="preserve"> </w:t>
-      </w:r>
-      <w:r>
-        <w:t xml:space="preserve">construction”</w:t>
-      </w:r>
-      <w:r>
-        <w:t xml:space="preserve"> </w:t>
-      </w:r>
-      <w:r>
-        <w:t xml:space="preserve">at</w:t>
-      </w:r>
-      <w:r>
-        <w:t xml:space="preserve"> </w:t>
-      </w:r>
-      <w:r>
-        <w:t xml:space="preserve">the</w:t>
-      </w:r>
-      <w:r>
-        <w:t xml:space="preserve"> </w:t>
-      </w:r>
-      <w:r>
-        <w:t xml:space="preserve">pleading</w:t>
-      </w:r>
-      <w:r>
-        <w:t xml:space="preserve"> </w:t>
-      </w:r>
-      <w:r>
-        <w:t xml:space="preserve">stage.</w:t>
-      </w:r>
-      <w:r>
-        <w:tab/>
-      </w:r>
-      <w:r>
-        <w:t xml:space="preserve">5</w:t>
-      </w:r>
-    </w:p>
-    <w:p>
-      <w:pPr>
-        <w:pStyle w:val="CATocS2"/>
-      </w:pPr>
-      <w:r>
-        <w:t xml:space="preserve">B.</w:t>
-      </w:r>
-      <w:r>
-        <w:tab/>
-      </w:r>
-      <w:r>
-        <w:t xml:space="preserve">Liability</w:t>
-      </w:r>
-      <w:r>
-        <w:t xml:space="preserve"> </w:t>
-      </w:r>
-      <w:r>
-        <w:t xml:space="preserve">extends</w:t>
-      </w:r>
-      <w:r>
-        <w:t xml:space="preserve"> </w:t>
-      </w:r>
-      <w:r>
-        <w:t xml:space="preserve">beyond</w:t>
-      </w:r>
-      <w:r>
-        <w:t xml:space="preserve"> </w:t>
-      </w:r>
-      <w:r>
-        <w:t xml:space="preserve">the</w:t>
-      </w:r>
-      <w:r>
-        <w:t xml:space="preserve"> </w:t>
-      </w:r>
-      <w:r>
-        <w:t xml:space="preserve">literal</w:t>
-      </w:r>
-      <w:r>
-        <w:t xml:space="preserve"> </w:t>
-      </w:r>
-      <w:r>
-        <w:t xml:space="preserve">mugshot-poster</w:t>
-      </w:r>
-      <w:r>
-        <w:t xml:space="preserve"> </w:t>
-      </w:r>
-      <w:r>
-        <w:t xml:space="preserve">where</w:t>
-      </w:r>
-      <w:r>
-        <w:t xml:space="preserve"> </w:t>
-      </w:r>
-      <w:r>
-        <w:t xml:space="preserve">others</w:t>
-      </w:r>
-      <w:r>
-        <w:t xml:space="preserve"> </w:t>
-      </w:r>
-      <w:r>
-        <w:t xml:space="preserve">framed,</w:t>
-      </w:r>
-      <w:r>
-        <w:t xml:space="preserve"> </w:t>
-      </w:r>
-      <w:r>
-        <w:t xml:space="preserve">curated,</w:t>
-      </w:r>
-      <w:r>
-        <w:t xml:space="preserve"> </w:t>
-      </w:r>
-      <w:r>
-        <w:t xml:space="preserve">and</w:t>
-      </w:r>
-      <w:r>
-        <w:t xml:space="preserve"> </w:t>
-      </w:r>
-      <w:r>
-        <w:t xml:space="preserve">amplified</w:t>
-      </w:r>
-      <w:r>
-        <w:t xml:space="preserve"> </w:t>
-      </w:r>
-      <w:r>
-        <w:t xml:space="preserve">the</w:t>
-      </w:r>
-      <w:r>
-        <w:t xml:space="preserve"> </w:t>
-      </w:r>
-      <w:r>
-        <w:t xml:space="preserve">implication</w:t>
-      </w:r>
-      <w:r>
-        <w:tab/>
-      </w:r>
-      <w:r>
-        <w:t xml:space="preserve">6</w:t>
-      </w:r>
-    </w:p>
-    <w:p>
-      <w:pPr>
-        <w:pStyle w:val="CATocS2"/>
-      </w:pPr>
-      <w:r>
-        <w:t xml:space="preserve">C.</w:t>
-      </w:r>
-      <w:r>
-        <w:tab/>
-      </w:r>
-      <w:r>
-        <w:t xml:space="preserve">Alternatively,</w:t>
-      </w:r>
-      <w:r>
-        <w:t xml:space="preserve"> </w:t>
-      </w:r>
-      <w:r>
-        <w:t xml:space="preserve">per</w:t>
-      </w:r>
-      <w:r>
-        <w:t xml:space="preserve"> </w:t>
-      </w:r>
-      <w:r>
-        <w:t xml:space="preserve">quod</w:t>
-      </w:r>
-      <w:r>
-        <w:t xml:space="preserve"> </w:t>
-      </w:r>
-      <w:r>
-        <w:t xml:space="preserve">damages</w:t>
-      </w:r>
-      <w:r>
-        <w:t xml:space="preserve"> </w:t>
-      </w:r>
-      <w:r>
-        <w:t xml:space="preserve">are</w:t>
-      </w:r>
-      <w:r>
-        <w:t xml:space="preserve"> </w:t>
-      </w:r>
-      <w:r>
-        <w:t xml:space="preserve">sufficiently</w:t>
-      </w:r>
-      <w:r>
-        <w:t xml:space="preserve"> </w:t>
-      </w:r>
-      <w:r>
-        <w:t xml:space="preserve">alleged</w:t>
-      </w:r>
-      <w:r>
-        <w:tab/>
-      </w:r>
-      <w:r>
-        <w:t xml:space="preserve">6</w:t>
-      </w:r>
-    </w:p>
-    <w:p>
-      <w:pPr>
-        <w:pStyle w:val="CATocS1"/>
-      </w:pPr>
-      <w:r>
-        <w:t xml:space="preserve">IV.</w:t>
-      </w:r>
-      <w:r>
-        <w:tab/>
-      </w:r>
-      <w:r>
-        <w:t xml:space="preserve">Section</w:t>
-      </w:r>
-      <w:r>
-        <w:t xml:space="preserve"> </w:t>
-      </w:r>
-      <w:r>
-        <w:t xml:space="preserve">230:</w:t>
-      </w:r>
-      <w:r>
-        <w:t xml:space="preserve"> </w:t>
-      </w:r>
-      <w:r>
-        <w:t xml:space="preserve">Appellees’</w:t>
-      </w:r>
-      <w:r>
-        <w:t xml:space="preserve"> </w:t>
-      </w:r>
-      <w:r>
-        <w:t xml:space="preserve">conduct-based</w:t>
-      </w:r>
-      <w:r>
-        <w:t xml:space="preserve"> </w:t>
-      </w:r>
-      <w:r>
-        <w:t xml:space="preserve">design</w:t>
-      </w:r>
-      <w:r>
-        <w:t xml:space="preserve"> </w:t>
-      </w:r>
-      <w:r>
-        <w:t xml:space="preserve">and</w:t>
-      </w:r>
-      <w:r>
-        <w:t xml:space="preserve"> </w:t>
-      </w:r>
-      <w:r>
-        <w:t xml:space="preserve">operational</w:t>
-      </w:r>
-      <w:r>
-        <w:t xml:space="preserve"> </w:t>
-      </w:r>
-      <w:r>
-        <w:t xml:space="preserve">choices</w:t>
-      </w:r>
-      <w:r>
-        <w:t xml:space="preserve"> </w:t>
-      </w:r>
-      <w:r>
-        <w:t xml:space="preserve">are</w:t>
-      </w:r>
-      <w:r>
-        <w:t xml:space="preserve"> </w:t>
-      </w:r>
-      <w:r>
-        <w:t xml:space="preserve">not</w:t>
-      </w:r>
-      <w:r>
-        <w:t xml:space="preserve"> </w:t>
-      </w:r>
-      <w:r>
-        <w:t xml:space="preserve">categorically</w:t>
-      </w:r>
-      <w:r>
-        <w:t xml:space="preserve"> </w:t>
-      </w:r>
-      <w:r>
-        <w:t xml:space="preserve">immune;</w:t>
-      </w:r>
-      <w:r>
-        <w:t xml:space="preserve"> </w:t>
-      </w:r>
-      <w:r>
-        <w:t xml:space="preserve">dismissal</w:t>
-      </w:r>
-      <w:r>
-        <w:t xml:space="preserve"> </w:t>
-      </w:r>
-      <w:r>
-        <w:t xml:space="preserve">on</w:t>
-      </w:r>
-      <w:r>
-        <w:t xml:space="preserve"> </w:t>
-      </w:r>
-      <w:r>
-        <w:t xml:space="preserve">§</w:t>
-      </w:r>
-      <w:r>
-        <w:t xml:space="preserve"> </w:t>
-      </w:r>
-      <w:r>
-        <w:t xml:space="preserve">230</w:t>
-      </w:r>
-      <w:r>
-        <w:t xml:space="preserve"> </w:t>
-      </w:r>
-      <w:r>
-        <w:t xml:space="preserve">at</w:t>
-      </w:r>
-      <w:r>
-        <w:t xml:space="preserve"> </w:t>
-      </w:r>
-      <w:r>
-        <w:t xml:space="preserve">Rule</w:t>
-      </w:r>
-      <w:r>
-        <w:t xml:space="preserve"> </w:t>
-      </w:r>
-      <w:r>
-        <w:t xml:space="preserve">12</w:t>
-      </w:r>
-      <w:r>
-        <w:t xml:space="preserve"> </w:t>
-      </w:r>
-      <w:r>
-        <w:t xml:space="preserve">is</w:t>
-      </w:r>
-      <w:r>
-        <w:t xml:space="preserve"> </w:t>
-      </w:r>
-      <w:r>
-        <w:t xml:space="preserve">premature</w:t>
-      </w:r>
-      <w:r>
-        <w:tab/>
-      </w:r>
-      <w:r>
-        <w:t xml:space="preserve">6</w:t>
-      </w:r>
-    </w:p>
-    <w:p>
-      <w:pPr>
-        <w:pStyle w:val="CATocS1"/>
-      </w:pPr>
-      <w:r>
-        <w:t xml:space="preserve">V.</w:t>
-      </w:r>
-      <w:r>
-        <w:tab/>
-      </w:r>
-      <w:r>
-        <w:t xml:space="preserve">First</w:t>
-      </w:r>
-      <w:r>
-        <w:t xml:space="preserve"> </w:t>
-      </w:r>
-      <w:r>
-        <w:t xml:space="preserve">Amendment:</w:t>
-      </w:r>
-      <w:r>
-        <w:t xml:space="preserve"> </w:t>
-      </w:r>
-      <w:r>
-        <w:t xml:space="preserve">These</w:t>
-      </w:r>
-      <w:r>
-        <w:t xml:space="preserve"> </w:t>
-      </w:r>
-      <w:r>
-        <w:t xml:space="preserve">claims</w:t>
-      </w:r>
-      <w:r>
-        <w:t xml:space="preserve"> </w:t>
-      </w:r>
-      <w:r>
-        <w:t xml:space="preserve">regulate</w:t>
-      </w:r>
-      <w:r>
-        <w:t xml:space="preserve"> </w:t>
-      </w:r>
-      <w:r>
-        <w:t xml:space="preserve">tortious</w:t>
-      </w:r>
-      <w:r>
-        <w:t xml:space="preserve"> </w:t>
-      </w:r>
-      <w:r>
-        <w:t xml:space="preserve">conduct</w:t>
-      </w:r>
-      <w:r>
-        <w:t xml:space="preserve"> </w:t>
-      </w:r>
-      <w:r>
-        <w:t xml:space="preserve">and</w:t>
-      </w:r>
-      <w:r>
-        <w:t xml:space="preserve"> </w:t>
-      </w:r>
-      <w:r>
-        <w:t xml:space="preserve">unprotected</w:t>
-      </w:r>
-      <w:r>
-        <w:t xml:space="preserve"> </w:t>
-      </w:r>
-      <w:r>
-        <w:t xml:space="preserve">defamation/doxing,</w:t>
-      </w:r>
-      <w:r>
-        <w:t xml:space="preserve"> </w:t>
-      </w:r>
-      <w:r>
-        <w:t xml:space="preserve">not</w:t>
-      </w:r>
-      <w:r>
-        <w:t xml:space="preserve"> </w:t>
-      </w:r>
-      <w:r>
-        <w:t xml:space="preserve">viewpoints.</w:t>
-      </w:r>
-      <w:r>
-        <w:tab/>
-      </w:r>
-      <w:r>
-        <w:t xml:space="preserve">7</w:t>
-      </w:r>
-    </w:p>
-    <w:p>
-      <w:pPr>
-        <w:pStyle w:val="CATocS1"/>
-      </w:pPr>
-      <w:r>
-        <w:t xml:space="preserve">VI.</w:t>
-      </w:r>
-      <w:r>
-        <w:tab/>
-      </w:r>
-      <w:r>
-        <w:t xml:space="preserve">Negligence,</w:t>
-      </w:r>
-      <w:r>
-        <w:t xml:space="preserve"> </w:t>
-      </w:r>
-      <w:r>
-        <w:t xml:space="preserve">Product</w:t>
-      </w:r>
-      <w:r>
-        <w:t xml:space="preserve"> </w:t>
-      </w:r>
-      <w:r>
-        <w:t xml:space="preserve">Liability,</w:t>
-      </w:r>
-      <w:r>
-        <w:t xml:space="preserve"> </w:t>
-      </w:r>
-      <w:r>
-        <w:t xml:space="preserve">and</w:t>
-      </w:r>
-      <w:r>
-        <w:t xml:space="preserve"> </w:t>
-      </w:r>
-      <w:r>
-        <w:t xml:space="preserve">Negligent</w:t>
-      </w:r>
-      <w:r>
-        <w:t xml:space="preserve"> </w:t>
-      </w:r>
-      <w:r>
-        <w:t xml:space="preserve">Entrustment</w:t>
-      </w:r>
-      <w:r>
-        <w:t xml:space="preserve"> </w:t>
-      </w:r>
-      <w:r>
-        <w:t xml:space="preserve">(Meta):</w:t>
-      </w:r>
-      <w:r>
-        <w:t xml:space="preserve"> </w:t>
-      </w:r>
-      <w:r>
-        <w:t xml:space="preserve">The</w:t>
-      </w:r>
-      <w:r>
-        <w:t xml:space="preserve"> </w:t>
-      </w:r>
-      <w:r>
-        <w:t xml:space="preserve">claims</w:t>
-      </w:r>
-      <w:r>
-        <w:t xml:space="preserve"> </w:t>
-      </w:r>
-      <w:r>
-        <w:t xml:space="preserve">target</w:t>
-      </w:r>
-      <w:r>
-        <w:t xml:space="preserve"> </w:t>
-      </w:r>
-      <w:r>
-        <w:t xml:space="preserve">Meta’s</w:t>
-      </w:r>
-      <w:r>
-        <w:t xml:space="preserve"> </w:t>
-      </w:r>
-      <w:r>
-        <w:t xml:space="preserve">own</w:t>
-      </w:r>
-      <w:r>
-        <w:t xml:space="preserve"> </w:t>
-      </w:r>
-      <w:r>
-        <w:t xml:space="preserve">product</w:t>
-      </w:r>
-      <w:r>
-        <w:t xml:space="preserve"> </w:t>
-      </w:r>
-      <w:r>
-        <w:t xml:space="preserve">design/entrustment</w:t>
-      </w:r>
-      <w:r>
-        <w:t xml:space="preserve"> </w:t>
-      </w:r>
-      <w:r>
-        <w:t xml:space="preserve">and</w:t>
-      </w:r>
-      <w:r>
-        <w:t xml:space="preserve"> </w:t>
-      </w:r>
-      <w:r>
-        <w:t xml:space="preserve">should</w:t>
-      </w:r>
-      <w:r>
-        <w:t xml:space="preserve"> </w:t>
-      </w:r>
-      <w:r>
-        <w:t xml:space="preserve">proceed</w:t>
-      </w:r>
-      <w:r>
-        <w:tab/>
-      </w:r>
-      <w:r>
-        <w:t xml:space="preserve">8</w:t>
-      </w:r>
-    </w:p>
-    <w:p>
-      <w:pPr>
-        <w:pStyle w:val="CATocS1"/>
-      </w:pPr>
-      <w:r>
-        <w:t xml:space="preserve">VII.</w:t>
-      </w:r>
-      <w:r>
-        <w:tab/>
-      </w:r>
-      <w:r>
-        <w:t xml:space="preserve">Unjust</w:t>
-      </w:r>
-      <w:r>
-        <w:t xml:space="preserve"> </w:t>
-      </w:r>
-      <w:r>
-        <w:t xml:space="preserve">Enrichment:</w:t>
-      </w:r>
-      <w:r>
-        <w:t xml:space="preserve"> </w:t>
-      </w:r>
-      <w:r>
-        <w:t xml:space="preserve">Revives</w:t>
-      </w:r>
-      <w:r>
-        <w:t xml:space="preserve"> </w:t>
-      </w:r>
-      <w:r>
-        <w:t xml:space="preserve">with</w:t>
-      </w:r>
-      <w:r>
-        <w:t xml:space="preserve"> </w:t>
-      </w:r>
-      <w:r>
-        <w:t xml:space="preserve">the</w:t>
-      </w:r>
-      <w:r>
-        <w:t xml:space="preserve"> </w:t>
-      </w:r>
-      <w:r>
-        <w:t xml:space="preserve">predicate</w:t>
-      </w:r>
-      <w:r>
-        <w:t xml:space="preserve"> </w:t>
-      </w:r>
-      <w:r>
-        <w:t xml:space="preserve">torts.</w:t>
-      </w:r>
-      <w:r>
-        <w:tab/>
-      </w:r>
-      <w:r>
-        <w:t xml:space="preserve">8</w:t>
-      </w:r>
-    </w:p>
-    <w:p>
-      <w:pPr>
-        <w:pStyle w:val="CATocS1"/>
-      </w:pPr>
-      <w:r>
-        <w:t xml:space="preserve">VIII.</w:t>
-      </w:r>
-      <w:r>
-        <w:tab/>
-      </w:r>
-      <w:r>
-        <w:t xml:space="preserve">Dismissal</w:t>
-      </w:r>
-      <w:r>
-        <w:t xml:space="preserve"> </w:t>
-      </w:r>
-      <w:r>
-        <w:t xml:space="preserve">With</w:t>
-      </w:r>
-      <w:r>
-        <w:t xml:space="preserve"> </w:t>
-      </w:r>
-      <w:r>
-        <w:t xml:space="preserve">Prejudice</w:t>
-      </w:r>
-      <w:r>
-        <w:t xml:space="preserve"> </w:t>
-      </w:r>
-      <w:r>
-        <w:t xml:space="preserve">Was</w:t>
-      </w:r>
-      <w:r>
-        <w:t xml:space="preserve"> </w:t>
-      </w:r>
-      <w:r>
-        <w:t xml:space="preserve">Improper.</w:t>
-      </w:r>
-      <w:r>
-        <w:tab/>
-      </w:r>
-      <w:r>
-        <w:t xml:space="preserve">8</w:t>
-      </w:r>
-    </w:p>
-    <w:p>
-      <w:pPr>
-        <w:pStyle w:val="CATocTop"/>
-      </w:pPr>
-      <w:r>
         <w:t xml:space="preserve">CONCLUSION</w:t>
+      </w:r>
+      <w:r>
+        <w:t xml:space="preserve">   </w:t>
       </w:r>
       <w:r>
         <w:tab/>
@@ -2559,6 +2633,7 @@
       <w:pPr>
         <w:pStyle w:val="CASection"/>
         <w:pageBreakBefore/>
+        <w:spacing w:before="0" w:after="264" w:line="340" w:lineRule="exact"/>
       </w:pPr>
       <w:r>
         <w:t xml:space="preserve">Table of Authorities</w:t>
@@ -2567,6 +2642,7 @@
     <w:p>
       <w:pPr>
         <w:pStyle w:val="CAToaGroup"/>
+        <w:spacing w:before="240" w:after="48" w:line="340" w:lineRule="exact"/>
       </w:pPr>
       <w:r>
         <w:t xml:space="preserve">Cases:</w:t>
@@ -2577,6 +2653,7 @@
       <w:r>
         <w:rPr>
           <w:b/>
+          <w:u w:val="single"/>
         </w:rPr>
         <w:t xml:space="preserve">Page(s)</w:t>
       </w:r>
@@ -2685,6 +2762,9 @@
         <w:t xml:space="preserve">1996)</w:t>
       </w:r>
       <w:r>
+        <w:t xml:space="preserve">   </w:t>
+      </w:r>
+      <w:r>
         <w:tab/>
       </w:r>
       <w:r>
@@ -2849,6 +2929,9 @@
         <w:t xml:space="preserve">2008)</w:t>
       </w:r>
       <w:r>
+        <w:t xml:space="preserve">   </w:t>
+      </w:r>
+      <w:r>
         <w:tab/>
       </w:r>
       <w:r>
@@ -2941,6 +3024,9 @@
         <w:t xml:space="preserve">2009)</w:t>
       </w:r>
       <w:r>
+        <w:t xml:space="preserve">   </w:t>
+      </w:r>
+      <w:r>
         <w:tab/>
       </w:r>
       <w:r>
@@ -3045,6 +3131,9 @@
         <w:t xml:space="preserve">2016)</w:t>
       </w:r>
       <w:r>
+        <w:t xml:space="preserve">   </w:t>
+      </w:r>
+      <w:r>
         <w:tab/>
       </w:r>
       <w:r>
@@ -3125,6 +3214,9 @@
         <w:t xml:space="preserve">2016)</w:t>
       </w:r>
       <w:r>
+        <w:t xml:space="preserve">   </w:t>
+      </w:r>
+      <w:r>
         <w:tab/>
       </w:r>
       <w:r>
@@ -3241,6 +3333,9 @@
         <w:t xml:space="preserve">2014)</w:t>
       </w:r>
       <w:r>
+        <w:t xml:space="preserve">   </w:t>
+      </w:r>
+      <w:r>
         <w:tab/>
       </w:r>
       <w:r>
@@ -3321,6 +3416,9 @@
         <w:t xml:space="preserve">2009)</w:t>
       </w:r>
       <w:r>
+        <w:t xml:space="preserve">   </w:t>
+      </w:r>
+      <w:r>
         <w:tab/>
       </w:r>
       <w:r>
@@ -3461,6 +3559,9 @@
         <w:t xml:space="preserve">2022)</w:t>
       </w:r>
       <w:r>
+        <w:t xml:space="preserve">   </w:t>
+      </w:r>
+      <w:r>
         <w:tab/>
       </w:r>
       <w:r>
@@ -3553,6 +3654,9 @@
         <w:t xml:space="preserve">2021)</w:t>
       </w:r>
       <w:r>
+        <w:t xml:space="preserve">   </w:t>
+      </w:r>
+      <w:r>
         <w:tab/>
       </w:r>
       <w:r>
@@ -3633,10 +3737,13 @@
         <w:t xml:space="preserve">2009)</w:t>
       </w:r>
       <w:r>
+        <w:t xml:space="preserve">   </w:t>
+      </w:r>
+      <w:r>
         <w:tab/>
       </w:r>
       <w:r>
-        <w:t xml:space="preserve">5</w:t>
+        <w:t xml:space="preserve">6</w:t>
       </w:r>
     </w:p>
     <w:p>
@@ -3680,7 +3787,19 @@
         <w:br/>
       </w:r>
       <w:r>
-        <w:t xml:space="preserve">No. 1:22-cv-03198,</w:t>
+        <w:t xml:space="preserve">No.</w:t>
+      </w:r>
+      <w:r>
+        <w:t xml:space="preserve"> </w:t>
+      </w:r>
+      <w:r>
+        <w:t xml:space="preserve">1:22-cv</w:t>
+      </w:r>
+      <w:r>
+        <w:noBreakHyphen/>
+      </w:r>
+      <w:r>
+        <w:t xml:space="preserve">03198,</w:t>
       </w:r>
       <w:r>
         <w:t xml:space="preserve"> </w:t>
@@ -3716,7 +3835,13 @@
         <w:t xml:space="preserve"> </w:t>
       </w:r>
       <w:r>
-        <w:t xml:space="preserve">Feb. 27,</w:t>
+        <w:t xml:space="preserve">Feb.</w:t>
+      </w:r>
+      <w:r>
+        <w:t xml:space="preserve"> </w:t>
+      </w:r>
+      <w:r>
+        <w:t xml:space="preserve">27,</w:t>
       </w:r>
       <w:r>
         <w:t xml:space="preserve"> </w:t>
@@ -3725,6 +3850,9 @@
         <w:t xml:space="preserve">2024)</w:t>
       </w:r>
       <w:r>
+        <w:t xml:space="preserve">   </w:t>
+      </w:r>
+      <w:r>
         <w:tab/>
       </w:r>
       <w:r>
@@ -3805,6 +3933,9 @@
         <w:t xml:space="preserve">(2024)</w:t>
       </w:r>
       <w:r>
+        <w:t xml:space="preserve">   </w:t>
+      </w:r>
+      <w:r>
         <w:tab/>
       </w:r>
       <w:r>
@@ -3909,10 +4040,13 @@
         <w:t xml:space="preserve">2003)</w:t>
       </w:r>
       <w:r>
+        <w:t xml:space="preserve">   </w:t>
+      </w:r>
+      <w:r>
         <w:tab/>
       </w:r>
       <w:r>
-        <w:t xml:space="preserve">5</w:t>
+        <w:t xml:space="preserve">6</w:t>
       </w:r>
     </w:p>
     <w:p>
@@ -4073,6 +4207,9 @@
         <w:t xml:space="preserve">2015)</w:t>
       </w:r>
       <w:r>
+        <w:t xml:space="preserve">   </w:t>
+      </w:r>
+      <w:r>
         <w:tab/>
       </w:r>
       <w:r>
@@ -4165,6 +4302,9 @@
         <w:t xml:space="preserve">(2011)</w:t>
       </w:r>
       <w:r>
+        <w:t xml:space="preserve">   </w:t>
+      </w:r>
+      <w:r>
         <w:tab/>
       </w:r>
       <w:r>
@@ -4199,12 +4339,15 @@
         <w:t xml:space="preserve">§</w:t>
       </w:r>
       <w:r>
-        <w:t xml:space="preserve"> </w:t>
+        <w:t xml:space="preserve"> </w:t>
       </w:r>
       <w:r>
         <w:t xml:space="preserve">230</w:t>
       </w:r>
       <w:r>
+        <w:t xml:space="preserve">   </w:t>
+      </w:r>
+      <w:r>
         <w:tab/>
       </w:r>
       <w:r>
@@ -4279,10 +4422,13 @@
         <w:t xml:space="preserve">Act)</w:t>
       </w:r>
       <w:r>
+        <w:t xml:space="preserve">   </w:t>
+      </w:r>
+      <w:r>
         <w:tab/>
       </w:r>
       <w:r>
-        <w:t xml:space="preserve">1, 4, 5</w:t>
+        <w:t xml:space="preserve">1, 5</w:t>
       </w:r>
     </w:p>
     <w:p>
@@ -4347,6 +4493,9 @@
         <w:t xml:space="preserve">Act)</w:t>
       </w:r>
       <w:r>
+        <w:t xml:space="preserve">   </w:t>
+      </w:r>
+      <w:r>
         <w:tab/>
       </w:r>
       <w:r>
@@ -4370,7 +4519,10 @@
         <w:t xml:space="preserve"> </w:t>
       </w:r>
       <w:r>
-        <w:t xml:space="preserve">1075/35(b)(1)</w:t>
+        <w:t xml:space="preserve">1075/35(b)⁠(1)</w:t>
+      </w:r>
+      <w:r>
+        <w:t xml:space="preserve">   </w:t>
       </w:r>
       <w:r>
         <w:tab/>
@@ -4399,10 +4551,13 @@
         <w:t xml:space="preserve">1075/5</w:t>
       </w:r>
       <w:r>
+        <w:t xml:space="preserve">   </w:t>
+      </w:r>
+      <w:r>
         <w:tab/>
       </w:r>
       <w:r>
-        <w:t xml:space="preserve">2</w:t>
+        <w:t xml:space="preserve">3</w:t>
       </w:r>
     </w:p>
     <w:p>
@@ -4421,6 +4576,7 @@
       <w:pPr>
         <w:pStyle w:val="CASection"/>
         <w:keepNext/>
+        <w:spacing w:before="0" w:after="264" w:line="340" w:lineRule="exact"/>
       </w:pPr>
       <w:r>
         <w:t xml:space="preserve">I.</w:t>
@@ -4455,7 +4611,7 @@
         <w:pStyle w:val="FirstParagraph"/>
       </w:pPr>
       <w:r>
-        <w:t xml:space="preserve">The response briefs confirm that the judgment rests on premature merits determinations and unduly narrow views of Illinois law. On IRPA, Appellees recast our claim as “ads happen to sit near content,” but the complaint and opening brief allege a monetization loop in which Appellees used Mr. D’Ambrosio’s identity in connection with advertising and ongoing fundraising: Rajala’s post functioned as the engagement hook for AWDTSG’s brand and crowdfunding/subscription revenue, while Meta packaged that engagement as targeted ad inventory. That fits IRPA’s text and</w:t>
+        <w:t xml:space="preserve">The response briefs confirm that the judgment rests on premature merits determinations and unduly narrow views of Illinois law. On IRPA, Appellees recast our claim as “ads happen to sit near content,” but the complaint and opening brief allege a monetization loop in which Appellees used Mr. D’Ambrosio’s identity in connection with advertising and ongoing fundraising: Rajala’s post functioned as the engagement hook for AWDTSG’s brand and crowdfunding/​subscription revenue, while Meta packaged that engagement as targeted ad inventory. That fits IRPA’s text and</w:t>
       </w:r>
       <w:r>
         <w:t xml:space="preserve"> </w:t>
@@ -4476,7 +4632,7 @@
         <w:pStyle w:val="BodyText"/>
       </w:pPr>
       <w:r>
-        <w:t xml:space="preserve">Appellees’ reliance on IRPA’s § 35(b)(1) “article or visual work” safe harbor cannot defeat plausibility at Rule 12 because the allegations plausibly depict a promotional instrument embedded in a monetized AWDTSG ecosystem, not a stand-alone noncommercial “work.”</w:t>
+        <w:t xml:space="preserve">Appellees’ reliance on IRPA’s § 35(b)⁠(1) “article or visual work” safe harbor cannot defeat plausibility at Rule 12 because the allegations plausibly depict a promotional instrument embedded in a monetized AWDTSG ecosystem, not a stand-alone noncommercial “work.”</w:t>
       </w:r>
     </w:p>
     <w:p>
@@ -4492,7 +4648,7 @@
         <w:pStyle w:val="BodyText"/>
       </w:pPr>
       <w:r>
-        <w:t xml:space="preserve">Defamation and false-light claims turn on context and juxtaposition. The ordinary AWDTSG reader could understand the thread, name and photo of Mr. D’Ambrosio followed by a sex-offender mugshot/article, as imputing criminal conduct. That is classic defamatory implication under Illinois law and not amenable to dismissal on “innocent construction” grounds. And liability is not limited to the person who pasted the mugshot, given the pleaded framing, curation, and amplification by the other defendants.</w:t>
+        <w:t xml:space="preserve">Defamation and false-light claims turn on context and juxtaposition. The ordinary AWDTSG reader could understand the thread, name and photo of Mr. D’Ambrosio followed by a sex-offender mugshot/​article, as imputing criminal conduct. That is classic defamatory implication under Illinois law and not amenable to dismissal on “innocent construction” grounds. And liability is not limited to the person who pasted the mugshot, given the pleaded framing, curation, and amplification by the other defendants.</w:t>
       </w:r>
     </w:p>
     <w:p>
@@ -4596,7 +4752,7 @@
         <w:t xml:space="preserve"> </w:t>
       </w:r>
       <w:r>
-        <w:t xml:space="preserve">advertising/fundraising</w:t>
+        <w:t xml:space="preserve">advertising/​​fundraising</w:t>
       </w:r>
       <w:r>
         <w:t xml:space="preserve"> </w:t>
@@ -4629,10 +4785,10 @@
         <w:t xml:space="preserve">§</w:t>
       </w:r>
       <w:r>
-        <w:t xml:space="preserve"> </w:t>
-      </w:r>
-      <w:r>
-        <w:t xml:space="preserve">35(b)(1)</w:t>
+        <w:t xml:space="preserve"> </w:t>
+      </w:r>
+      <w:r>
+        <w:t xml:space="preserve">35(b)⁠(1)</w:t>
       </w:r>
       <w:r>
         <w:t xml:space="preserve"> </w:t>
@@ -4809,7 +4965,7 @@
         <w:t xml:space="preserve"> </w:t>
       </w:r>
       <w:r>
-        <w:t xml:space="preserve">Meta Br. (ads near content “don’t count”); Spill-the-Tea Br. (no “commercial purpose”). That misreads both the statute and the allegations. IRPA makes it actionable to use identity “on or in connection with” the sale of goods or services, for advertising or promoting such goods/services, or for the purpose of fundraising. 765 ILCS 1075/5. The complaint and Opening Brief allege a monetization loop: (i) Rajala’s call-out post and the ensuing thread were instruments to drive AWDTSG’s brand engagement, GoFundMe, and Patreon; and (ii) Meta monetized that engagement by selling targeted ad inventory derived from it. That is a paradigmatic “in connection with” use.</w:t>
+        <w:t xml:space="preserve">Meta Br. (ads near content “don’t count”); Spill-the-Tea Br. (no “commercial purpose”). That misreads both the statute and the allegations. IRPA makes it actionable to use identity “on or in connection with” the sale of goods or services, for advertising or promoting such goods/​services, or for the purpose of fundraising. 765 ILCS 1075/5. The complaint and Opening Brief allege a monetization loop: (i) Rajala’s call-out post and the ensuing thread were instruments to drive AWDTSG’s brand engagement, GoFundMe, and Patreon; and (ii) Meta monetized that engagement by selling targeted ad inventory derived from it. That is a paradigmatic “in connection with” use.</w:t>
       </w:r>
       <w:r>
         <w:t xml:space="preserve"> </w:t>
@@ -4949,7 +5105,7 @@
         <w:pStyle w:val="BodyText"/>
       </w:pPr>
       <w:r>
-        <w:t xml:space="preserve">The Rajala brief asserts waiver because the opening IRPA section emphasized Meta/Spill-the-Tea. But the appeal challenges the district court’s</w:t>
+        <w:t xml:space="preserve">The Rajala brief asserts waiver because the opening IRPA section emphasized Meta/​Spill-the-Tea. But the appeal challenges the district court’s</w:t>
       </w:r>
       <w:r>
         <w:t xml:space="preserve"> </w:t>
@@ -4989,10 +5145,10 @@
         <w:t xml:space="preserve">§</w:t>
       </w:r>
       <w:r>
-        <w:t xml:space="preserve"> </w:t>
-      </w:r>
-      <w:r>
-        <w:t xml:space="preserve">35(b)(1)</w:t>
+        <w:t xml:space="preserve"> </w:t>
+      </w:r>
+      <w:r>
+        <w:t xml:space="preserve">35(b)⁠(1)</w:t>
       </w:r>
       <w:r>
         <w:t xml:space="preserve"> </w:t>
@@ -5078,7 +5234,7 @@
         <w:pStyle w:val="BodyText"/>
       </w:pPr>
       <w:r>
-        <w:t xml:space="preserve">Rajala invokes § 35(b)(1), which exempts the use of identity to portray a person in an “article” or “visual work” that is not itself a commercial advertisement. 765 ILCS 1075/35(b)(1).</w:t>
+        <w:t xml:space="preserve">Rajala invokes § 35(b)⁠(1), which exempts the use of identity to portray a person in an “article” or “visual work” that is not itself a commercial advertisement. 765 ILCS 1075/35(b)⁠(1).</w:t>
       </w:r>
       <w:r>
         <w:t xml:space="preserve"> </w:t>
@@ -5094,7 +5250,7 @@
         <w:t xml:space="preserve"> </w:t>
       </w:r>
       <w:r>
-        <w:t xml:space="preserve">Rajala Br. 6–7. But the complaint plausibly alleges that the post functioned as part of AWDTSG’s promotional apparatus—“house-organ” content that advanced brand engagement, donations, and subscriptions—placing it outside the noncommercial core of § 35(b)(1). Whether the post was a stand-alone “work” or a component of a monetization engine is a fact question unsuitable for Rule 12 dismissal.</w:t>
+        <w:t xml:space="preserve">Rajala Br. 6–7. But the complaint plausibly alleges that the post functioned as part of AWDTSG’s promotional apparatus—“house-organ” content that advanced brand engagement, donations, and subscriptions—placing it outside the noncommercial core of § 35(b)⁠(1). Whether the post was a stand-alone “work” or a component of a monetization engine is a fact question unsuitable for Rule 12 dismissal.</w:t>
       </w:r>
       <w:r>
         <w:t xml:space="preserve"> </w:t>
@@ -5130,7 +5286,7 @@
         <w:t xml:space="preserve">Love v. Simmons</w:t>
       </w:r>
       <w:r>
-        <w:t xml:space="preserve">, 2024 WL 809107, at *7–9 (N.D. Ill. Feb. 27, 2024).</w:t>
+        <w:t xml:space="preserve">, 2024 WL 809107, at *7–9 (N.D. Ill. Feb. 27, 2024).</w:t>
       </w:r>
     </w:p>
     <w:p>
@@ -5163,7 +5319,7 @@
         <w:t xml:space="preserve"> </w:t>
       </w:r>
       <w:r>
-        <w:t xml:space="preserve">Name/face</w:t>
+        <w:t xml:space="preserve">Name/​​face</w:t>
       </w:r>
       <w:r>
         <w:t xml:space="preserve"> </w:t>
@@ -5261,7 +5417,7 @@
         <w:t xml:space="preserve"> </w:t>
       </w:r>
       <w:r>
-        <w:t xml:space="preserve">Spill-the-Tea Br. I.B; Rajala Br. § 4.1. That reading conflicts with the statute’s text, which covers information that can “distinguish or trace” identity together with “other information that is linked or linkable,” expressly including online accounts and similar context-dependent identifiers. 740 ILCS 195/5, 195/10. In a 100,000-member, Chicago-focused group, a clear facial photo and the name “Nikko,” posted in a “call-out” thread that invites crowd investigation into employment and history, make the person readily identifiable and facilitate further linking, which is precisely how doxing works in practice. The Opening Brief details those allegations and the group’s culture.</w:t>
+        <w:t xml:space="preserve">Spill-the-Tea Br. I.B; Rajala Br. § 4.1. That reading conflicts with the statute’s text, which covers information that can “distinguish or trace” identity together with “other information that is linked or linkable,” expressly including online accounts and similar context-dependent identifiers. 740 ILCS 195/5, 195/10. In a 100,000-member, Chicago-focused group, a clear facial photo and the name “Nikko,” posted in a “call-out” thread that invites crowd investigation into employment and history, make the person readily identifiable and facilitate further linking, which is precisely how doxing works in practice. The Opening Brief details those allegations and the group’s culture.</w:t>
       </w:r>
     </w:p>
     <w:p>
@@ -5533,7 +5689,7 @@
         <w:pStyle w:val="BodyText"/>
       </w:pPr>
       <w:r>
-        <w:t xml:space="preserve">Meta insists that because the mugshot/article is about someone else, the only reasonable reading is non-defamatory.</w:t>
+        <w:t xml:space="preserve">Meta insists that because the mugshot/​article is about someone else, the only reasonable reading is non-defamatory.</w:t>
       </w:r>
       <w:r>
         <w:t xml:space="preserve"> </w:t>
@@ -5562,7 +5718,7 @@
         <w:t xml:space="preserve">Bryson v. News Am. Publ’ns, Inc.</w:t>
       </w:r>
       <w:r>
-        <w:t xml:space="preserve">, 672 N.E.2d 1207, 1220–21 (Ill. 1996). A reasonable AWDTSG reader, encountering Plaintiff’s name/photo and accusations followed immediately by a sex-offender mugshot and article in the same thread, could understand the juxtaposition to accuse Plaintiff of criminal sexual conduct, defamation per se.</w:t>
+        <w:t xml:space="preserve">, 672 N.E.2d 1207, 1220–21 (Ill. 1996). A reasonable AWDTSG reader, encountering Plaintiff’s name/​photo and accusations followed immediately by a sex-offender mugshot and article in the same thread, could understand the juxtaposition to accuse Plaintiff of criminal sexual conduct, defamation per se.</w:t>
       </w:r>
       <w:r>
         <w:t xml:space="preserve"> </w:t>
@@ -5715,7 +5871,7 @@
         <w:t xml:space="preserve"> </w:t>
       </w:r>
       <w:r>
-        <w:t xml:space="preserve">§ 2.1. But the complaint alleges she set the frame and that AWDTSG administrators curated and amplified the thread with knowledge of the implication—supporting false-light and conspiracy theories.</w:t>
+        <w:t xml:space="preserve">§ 2.1. But the complaint alleges she set the frame and that AWDTSG administrators curated and amplified the thread with knowledge of the implication—supporting false-light and conspiracy theories.</w:t>
       </w:r>
       <w:r>
         <w:t xml:space="preserve"> </w:t>
@@ -5941,7 +6097,7 @@
         <w:t xml:space="preserve">§</w:t>
       </w:r>
       <w:r>
-        <w:t xml:space="preserve"> </w:t>
+        <w:t xml:space="preserve"> </w:t>
       </w:r>
       <w:r>
         <w:t xml:space="preserve">230</w:t>
@@ -6014,7 +6170,7 @@
         <w:t xml:space="preserve"> </w:t>
       </w:r>
       <w:r>
-        <w:t xml:space="preserve">II. Not so. Several claims target non-publisher conduct, including: Meta’s design and deployment of features (anonymous posting, ranking, moderator tooling) that foreseeably weaponized call-outs; AWDTSG’s curation and operational integration of such posts with donations/subscriptions; and negligent entrustment of high-amplification tools to known bad actors. Those allegations plausibly plead that Appellees “developed” or materially contributed to the harmful presentation beyond passive hosting.</w:t>
+        <w:t xml:space="preserve">II. Not so. Several claims target non-publisher conduct, including: Meta’s design and deployment of features (anonymous posting, ranking, moderator tooling) that foreseeably weaponized call-outs; AWDTSG’s curation and operational integration of such posts with donations/​subscriptions; and negligent entrustment of high-amplification tools to known bad actors. Those allegations plausibly plead that Appellees “developed” or materially contributed to the harmful presentation beyond passive hosting.</w:t>
       </w:r>
       <w:r>
         <w:t xml:space="preserve"> </w:t>
@@ -6071,7 +6227,7 @@
         <w:pStyle w:val="BodyText"/>
       </w:pPr>
       <w:r>
-        <w:t xml:space="preserve">Meta’s authorities largely address generic ranking/hosting and do not resolve whether bespoke feature design and operational integration with a monetized call-out apparatus can amount to content “development” or material contribution. That is a fact-intensive question not suited to Rule 12.</w:t>
+        <w:t xml:space="preserve">Meta’s authorities largely address generic ranking/​hosting and do not resolve whether bespoke feature design and operational integration with a monetized call-out apparatus can amount to content “development” or material contribution. That is a fact-intensive question not suited to Rule 12.</w:t>
       </w:r>
       <w:r>
         <w:t xml:space="preserve"> </w:t>
@@ -6094,7 +6250,7 @@
         <w:t xml:space="preserve">Huon v. Denton</w:t>
       </w:r>
       <w:r>
-        <w:t xml:space="preserve">, 841 F.3d 733, 742–44 (7th Cir. 2016). This Court should not affirm on § 230 grounds where the allegations, taken as true, plausibly place Appellees outside the statute’s core.</w:t>
+        <w:t xml:space="preserve">, 841 F.3d 733, 742–44 (7th Cir. 2016). This Court should not affirm on § 230 grounds where the allegations, taken as true, plausibly place Appellees outside the statute’s core.</w:t>
       </w:r>
     </w:p>
     <w:p>
@@ -6203,7 +6359,7 @@
         <w:t xml:space="preserve"> </w:t>
       </w:r>
       <w:r>
-        <w:t xml:space="preserve">defamation/doxing,</w:t>
+        <w:t xml:space="preserve">defamation/​​doxing,</w:t>
       </w:r>
       <w:r>
         <w:t xml:space="preserve"> </w:t>
@@ -6223,7 +6379,7 @@
         <w:pStyle w:val="BodyText"/>
       </w:pPr>
       <w:r>
-        <w:t xml:space="preserve">Appellees’ First Amendment arguments (echoing their § 230 positions) fail because the claims regulate conduct (product design, negligent entrustment, operational integration) and unprotected categories (defamation/doxing).</w:t>
+        <w:t xml:space="preserve">Appellees’ First Amendment arguments (echoing their § 230 positions) fail because the claims regulate conduct (product design, negligent entrustment, operational integration) and unprotected categories (defamation/​doxing).</w:t>
       </w:r>
       <w:r>
         <w:t xml:space="preserve"> </w:t>
@@ -6405,7 +6561,7 @@
         <w:t xml:space="preserve"> </w:t>
       </w:r>
       <w:r>
-        <w:t xml:space="preserve">design/entrustment</w:t>
+        <w:t xml:space="preserve">design/​​entrustment</w:t>
       </w:r>
       <w:r>
         <w:t xml:space="preserve"> </w:t>
@@ -6431,7 +6587,7 @@
         <w:pStyle w:val="BodyText"/>
       </w:pPr>
       <w:r>
-        <w:t xml:space="preserve">Meta labels everything “editorial,” but the complaint pleads non-publication duties: negligent design (outrage-seeking virality), failure to warn/mitigate known misuse, and entrustment of powerful amplification tools after notice. Those theories target Meta’s product choices, not the abstract existence of third-party speech. Courts allow such claims to proceed beyond Rule 12.</w:t>
+        <w:t xml:space="preserve">Meta labels everything “editorial,” but the complaint pleads non-publication duties: negligent design (outrage-seeking virality), failure to warn/​mitigate known misuse, and entrustment of powerful amplification tools after notice. Those theories target Meta’s product choices, not the abstract existence of third-party speech. Courts allow such claims to proceed beyond Rule 12.</w:t>
       </w:r>
       <w:r>
         <w:t xml:space="preserve"> </w:t>
@@ -6454,7 +6610,7 @@
         <w:t xml:space="preserve">Lemmon v. Snap, Inc.</w:t>
       </w:r>
       <w:r>
-        <w:t xml:space="preserve">, 995 F.3d 1085, 1092–93 (9th Cir. 2021) (design-defect claim not barred simply because speech is involved). The Third Circuit has likewise allowed failure-to-warn/negligent design claims centered on a recommendation algorithm.</w:t>
+        <w:t xml:space="preserve">, 995 F.3d 1085, 1092–93 (9th Cir. 2021) (design-defect claim not barred simply because speech is involved). The Third Circuit has likewise allowed failure-to-warn/​negligent design claims centered on a recommendation algorithm.</w:t>
       </w:r>
       <w:r>
         <w:t xml:space="preserve"> </w:t>
@@ -6552,7 +6708,7 @@
         <w:t xml:space="preserve"> </w:t>
       </w:r>
       <w:r>
-        <w:t xml:space="preserve">I.G. If IRPA, defamation/false light, or doxing are reinstated—as they should be—unjust enrichment revives as derivative relief.</w:t>
+        <w:t xml:space="preserve">I.G. If IRPA, defamation/​false light, or doxing are reinstated—as they should be—unjust enrichment revives as derivative relief.</w:t>
       </w:r>
     </w:p>
     <w:p>
@@ -6661,7 +6817,7 @@
         <w:pStyle w:val="CABodyLast"/>
       </w:pPr>
       <w:r>
-        <w:t xml:space="preserve">This Court should reverse the Rule 12 dismissal of the IRPA, doxing, defamation (per se/per quod), false-light, negligence, negligent-entrustment, and unjust-enrichment claims, reject Appellees’ § 230 and First Amendment defenses at the pleading stage as fact-bound and premature, and remand for discovery; or, at a minimum, remand with instructions to grant leave to amend.</w:t>
+        <w:t xml:space="preserve">This Court should reverse the Rule 12 dismissal of the IRPA, doxing, defamation (per se/​per quod), false-light, negligence, negligent-entrustment, and unjust-enrichment claims, reject Appellees’ § 230 and First Amendment defenses at the pleading stage as fact-bound and premature, and remand for discovery; or, at a minimum, remand with instructions to grant leave to amend.</w:t>
       </w:r>
     </w:p>
     <w:p>
@@ -6677,9 +6833,10 @@
       <w:pPr>
         <w:pStyle w:val="CASignature"/>
         <w:keepNext/>
-      </w:pPr>
-      <w:r>
-        <w:t xml:space="preserve">/s/ Aaron Walner</w:t>
+        <w:spacing w:before="288" w:after="0" w:line="340" w:lineRule="exact"/>
+      </w:pPr>
+      <w:r>
+        <w:t xml:space="preserve">/​s/​ Aaron Walner</w:t>
       </w:r>
       <w:r>
         <w:br/>
@@ -6687,43 +6844,35 @@
       <w:r>
         <w:t xml:space="preserve">AARON WALNER</w:t>
       </w:r>
-      <w:r>
-        <w:br/>
-      </w:r>
-      <w:r>
-        <w:rPr>
-          <w:i/>
-        </w:rPr>
+    </w:p>
+    <w:p>
+      <w:pPr>
+        <w:pStyle w:val="CASignature"/>
+        <w:keepNext/>
+        <w:ind w:left="4800" w:firstLine="0"/>
+      </w:pPr>
+      <w:r>
         <w:t xml:space="preserve">Counsel</w:t>
       </w:r>
       <w:r>
-        <w:rPr>
-          <w:i/>
-        </w:rPr>
-        <w:t xml:space="preserve"> </w:t>
-      </w:r>
-      <w:r>
-        <w:rPr>
-          <w:i/>
-        </w:rPr>
+        <w:t xml:space="preserve"> </w:t>
+      </w:r>
+      <w:r>
         <w:t xml:space="preserve">for</w:t>
       </w:r>
       <w:r>
-        <w:rPr>
-          <w:i/>
-        </w:rPr>
-        <w:t xml:space="preserve"> </w:t>
-      </w:r>
-      <w:r>
-        <w:rPr>
-          <w:i/>
-        </w:rPr>
+        <w:t xml:space="preserve"> </w:t>
+      </w:r>
+      <w:r>
         <w:t xml:space="preserve">Plaintiff–Appellant</w:t>
       </w:r>
     </w:p>
     <w:p>
       <w:pPr>
         <w:pStyle w:val="CASignature"/>
+        <w:keepNext w:val="0"/>
+        <w:spacing w:before="192" w:after="0" w:line="340" w:lineRule="exact"/>
+        <w:ind w:left="0" w:firstLine="0"/>
       </w:pPr>
       <w:r>
         <w:t xml:space="preserve">Dated: </w:t>
@@ -6748,6 +6897,7 @@
       <w:pPr>
         <w:pStyle w:val="CASection"/>
         <w:pageBreakBefore/>
+        <w:spacing w:before="0" w:after="264" w:line="340" w:lineRule="exact"/>
       </w:pPr>
       <w:r>
         <w:t xml:space="preserve">Certificate of Compliance</w:t>
@@ -6758,7 +6908,7 @@
         <w:pStyle w:val="CACertificate"/>
       </w:pPr>
       <w:r>
-        <w:t xml:space="preserve">I certify that this brief complies with the type-volume limit of Fed. R. App. P. 32(a)(7)(B), as modified by Cir. R. 32(c). Excluding the parts of the brief exempted by Fed. R. App. P. 32(f), this brief contains 2,155 words.</w:t>
+        <w:t xml:space="preserve">I certify that this brief complies with the type-volume limit of Fed. R. App. P. 32(a)⁠(7)⁠(B), as modified by Cir. R. 32(c). Excluding the parts of the brief exempted by Fed. R. App. P. 32(f), this brief contains 2,155 words.</w:t>
       </w:r>
     </w:p>
     <w:p>
@@ -6766,95 +6916,62 @@
         <w:pStyle w:val="CACertificate"/>
       </w:pPr>
       <w:r>
-        <w:t xml:space="preserve">I further certify that this brief complies with the typeface requirements of Fed. R. App. P. 32(a)(5) and the type-style requirements of Fed. R. App. P. 32(a)(6), as modified by Cir. R. 32(b). This brief has been prepared in a proportionally spaced typeface using Microsoft Word in 12-point Times New Roman for the body text and 11-point Times New Roman for the footnotes.</w:t>
-      </w:r>
-    </w:p>
-    <w:p>
-      <w:pPr>
-        <w:pStyle w:val="CAGap"/>
-      </w:pPr>
-    </w:p>
-    <w:tbl>
-      <w:tblPr>
-        <w:tblW w:w="9360" w:type="dxa"/>
-        <w:tblBorders>
-          <w:top w:val="nil"/>
-          <w:left w:val="nil"/>
-          <w:bottom w:val="nil"/>
-          <w:right w:val="nil"/>
-          <w:insideH w:val="nil"/>
-          <w:insideV w:val="nil"/>
-        </w:tblBorders>
-        <w:tblLayout w:type="fixed"/>
-        <w:tblCellMar>
-          <w:left w:w="0" w:type="dxa"/>
-          <w:right w:w="115" w:type="dxa"/>
-        </w:tblCellMar>
-      </w:tblPr>
-      <w:tblGrid>
-        <w:gridCol w:w="4680"/>
-        <w:gridCol w:w="4680"/>
-      </w:tblGrid>
-      <w:tr>
-        <w:trPr>
-          <w:cantSplit/>
-        </w:trPr>
-        <w:tc>
-          <w:tcPr>
-            <w:tcW w:w="4680" w:type="dxa"/>
-          </w:tcPr>
-          <w:p>
-            <w:pPr>
-              <w:pStyle w:val="CACounsel"/>
-            </w:pPr>
-            <w:r>
-              <w:t xml:space="preserve">/s/ Aaron Walner</w:t>
-            </w:r>
-            <w:r>
-              <w:br/>
-            </w:r>
-            <w:r>
-              <w:t xml:space="preserve">Signature</w:t>
-            </w:r>
-          </w:p>
-        </w:tc>
-        <w:tc>
-          <w:tcPr>
-            <w:tcW w:w="4680" w:type="dxa"/>
-          </w:tcPr>
-          <w:p>
-            <w:pPr>
-              <w:pStyle w:val="CACounsel"/>
-            </w:pPr>
-            <w:r>
-              <w:t xml:space="preserve">November</w:t>
-            </w:r>
-            <w:r>
-              <w:t xml:space="preserve"> </w:t>
-            </w:r>
-            <w:r>
-              <w:t xml:space="preserve">6,</w:t>
-            </w:r>
-            <w:r>
-              <w:t xml:space="preserve"> </w:t>
-            </w:r>
-            <w:r>
-              <w:t xml:space="preserve">2025</w:t>
-            </w:r>
-            <w:r>
-              <w:br/>
-            </w:r>
-            <w:r>
-              <w:t xml:space="preserve">Date</w:t>
-            </w:r>
-          </w:p>
-        </w:tc>
-      </w:tr>
-    </w:tbl>
+        <w:t xml:space="preserve">I further certify that this brief complies with the typeface requirements of Fed. R. App. P. 32(a)⁠(5) and the type-style requirements of Fed. R. App. P. 32(a)⁠(6), as modified by Cir. R. 32(b). This brief has been prepared in a proportionally spaced typeface, Times New Roman, in 12-point type for the body text and 11-point type for the footnotes.</w:t>
+      </w:r>
+    </w:p>
+    <w:p>
+      <w:pPr>
+        <w:pStyle w:val="CACounsel"/>
+        <w:keepNext/>
+        <w:tabs>
+          <w:tab w:val="left" w:pos="4800"/>
+        </w:tabs>
+        <w:spacing w:before="384" w:after="0" w:line="340" w:lineRule="exact"/>
+      </w:pPr>
+      <w:r>
+        <w:t xml:space="preserve">/​s/​ Aaron Walner</w:t>
+      </w:r>
+      <w:r>
+        <w:tab/>
+      </w:r>
+      <w:r>
+        <w:t xml:space="preserve">November</w:t>
+      </w:r>
+      <w:r>
+        <w:t xml:space="preserve"> </w:t>
+      </w:r>
+      <w:r>
+        <w:t xml:space="preserve">6,</w:t>
+      </w:r>
+      <w:r>
+        <w:t xml:space="preserve"> </w:t>
+      </w:r>
+      <w:r>
+        <w:t xml:space="preserve">2025</w:t>
+      </w:r>
+    </w:p>
+    <w:p>
+      <w:pPr>
+        <w:pStyle w:val="CACounsel"/>
+        <w:tabs>
+          <w:tab w:val="left" w:pos="4800"/>
+        </w:tabs>
+      </w:pPr>
+      <w:r>
+        <w:t xml:space="preserve">Signature</w:t>
+      </w:r>
+      <w:r>
+        <w:tab/>
+      </w:r>
+      <w:r>
+        <w:t xml:space="preserve">Date</w:t>
+      </w:r>
+    </w:p>
     <w:p>
       <w:pPr>
         <w:pStyle w:val="CASection"/>
         <w:pageBreakBefore/>
+        <w:spacing w:before="0" w:after="264" w:line="340" w:lineRule="exact"/>
       </w:pPr>
       <w:r>
         <w:t xml:space="preserve">Certificate of Service</w:t>
@@ -6883,91 +7000,57 @@
         <w:t xml:space="preserve">2025</w:t>
       </w:r>
       <w:r>
-        <w:t xml:space="preserve">, I electronically filed the foregoing with the Clerk of the Court for the United States Court of Appeals for the Seventh Circuit by using the CM/ECF system, which will send notice of such filing to all registered CM/ECF users.</w:t>
-      </w:r>
-    </w:p>
-    <w:p>
-      <w:pPr>
-        <w:pStyle w:val="CAGap"/>
-      </w:pPr>
-    </w:p>
-    <w:tbl>
-      <w:tblPr>
-        <w:tblW w:w="9360" w:type="dxa"/>
-        <w:tblBorders>
-          <w:top w:val="nil"/>
-          <w:left w:val="nil"/>
-          <w:bottom w:val="nil"/>
-          <w:right w:val="nil"/>
-          <w:insideH w:val="nil"/>
-          <w:insideV w:val="nil"/>
-        </w:tblBorders>
-        <w:tblLayout w:type="fixed"/>
-        <w:tblCellMar>
-          <w:left w:w="0" w:type="dxa"/>
-          <w:right w:w="115" w:type="dxa"/>
-        </w:tblCellMar>
-      </w:tblPr>
-      <w:tblGrid>
-        <w:gridCol w:w="4680"/>
-        <w:gridCol w:w="4680"/>
-      </w:tblGrid>
-      <w:tr>
-        <w:trPr>
-          <w:cantSplit/>
-        </w:trPr>
-        <w:tc>
-          <w:tcPr>
-            <w:tcW w:w="4680" w:type="dxa"/>
-          </w:tcPr>
-          <w:p>
-            <w:pPr>
-              <w:pStyle w:val="CACounsel"/>
-            </w:pPr>
-            <w:r>
-              <w:t xml:space="preserve">/s/ Aaron Walner</w:t>
-            </w:r>
-            <w:r>
-              <w:br/>
-            </w:r>
-            <w:r>
-              <w:t xml:space="preserve">Signature</w:t>
-            </w:r>
-          </w:p>
-        </w:tc>
-        <w:tc>
-          <w:tcPr>
-            <w:tcW w:w="4680" w:type="dxa"/>
-          </w:tcPr>
-          <w:p>
-            <w:pPr>
-              <w:pStyle w:val="CACounsel"/>
-            </w:pPr>
-            <w:r>
-              <w:t xml:space="preserve">November</w:t>
-            </w:r>
-            <w:r>
-              <w:t xml:space="preserve"> </w:t>
-            </w:r>
-            <w:r>
-              <w:t xml:space="preserve">6,</w:t>
-            </w:r>
-            <w:r>
-              <w:t xml:space="preserve"> </w:t>
-            </w:r>
-            <w:r>
-              <w:t xml:space="preserve">2025</w:t>
-            </w:r>
-            <w:r>
-              <w:br/>
-            </w:r>
-            <w:r>
-              <w:t xml:space="preserve">Date</w:t>
-            </w:r>
-          </w:p>
-        </w:tc>
-      </w:tr>
-    </w:tbl>
+        <w:t xml:space="preserve">, I electronically filed the foregoing with the Clerk of the Court for the United States Court of Appeals for the Seventh Circuit by using the CM/​ECF system, which will send notice of such filing to all registered CM/​ECF users.</w:t>
+      </w:r>
+    </w:p>
+    <w:p>
+      <w:pPr>
+        <w:pStyle w:val="CACounsel"/>
+        <w:keepNext/>
+        <w:tabs>
+          <w:tab w:val="left" w:pos="4800"/>
+        </w:tabs>
+        <w:spacing w:before="384" w:after="0" w:line="340" w:lineRule="exact"/>
+      </w:pPr>
+      <w:r>
+        <w:t xml:space="preserve">/​s/​ Aaron Walner</w:t>
+      </w:r>
+      <w:r>
+        <w:tab/>
+      </w:r>
+      <w:r>
+        <w:t xml:space="preserve">November</w:t>
+      </w:r>
+      <w:r>
+        <w:t xml:space="preserve"> </w:t>
+      </w:r>
+      <w:r>
+        <w:t xml:space="preserve">6,</w:t>
+      </w:r>
+      <w:r>
+        <w:t xml:space="preserve"> </w:t>
+      </w:r>
+      <w:r>
+        <w:t xml:space="preserve">2025</w:t>
+      </w:r>
+    </w:p>
+    <w:p>
+      <w:pPr>
+        <w:pStyle w:val="CACounsel"/>
+        <w:tabs>
+          <w:tab w:val="left" w:pos="4800"/>
+        </w:tabs>
+      </w:pPr>
+      <w:r>
+        <w:t xml:space="preserve">Signature</w:t>
+      </w:r>
+      <w:r>
+        <w:tab/>
+      </w:r>
+      <w:r>
+        <w:t xml:space="preserve">Date</w:t>
+      </w:r>
+    </w:p>
     <w:sectPr>
       <w:footerReference w:type="default" r:id="rIdFtrPage"/>
       <w:type w:val="nextPage"/>
@@ -7153,62 +7236,51 @@
 </file>
 
 <file path=word/styles.xml><?xml version="1.0" encoding="utf-8"?>
-<w:styles xmlns:r="http://schemas.openxmlformats.org/officeDocument/2006/relationships" xmlns:w="http://schemas.openxmlformats.org/wordprocessingml/2006/main">
+<w:styles xmlns:w="http://schemas.openxmlformats.org/wordprocessingml/2006/main" xmlns:r="http://schemas.openxmlformats.org/officeDocument/2006/relationships">
   <w:docDefaults>
     <w:rPrDefault>
       <w:rPr>
         <w:rFonts w:ascii="Times New Roman" w:hAnsi="Times New Roman" w:eastAsia="Times New Roman" w:cs="Times New Roman"/>
         <w:sz w:val="24"/>
         <w:szCs w:val="24"/>
-        <w:lang w:val="en-US" w:eastAsia="en-US" w:bidi="ar-SA"/>
+        <w:lang w:val="en-US" w:eastAsia="zh-CN" w:bidi="ar-SA"/>
       </w:rPr>
     </w:rPrDefault>
     <w:pPrDefault>
       <w:pPr>
         <w:widowControl/>
-        <w:spacing w:after="0" w:line="240" w:lineRule="auto"/>
+        <w:spacing w:after="0"/>
       </w:pPr>
     </w:pPrDefault>
   </w:docDefaults>
   <w:latentStyles w:defLockedState="0" w:defUIPriority="0" w:defSemiHidden="0" w:defUnhideWhenUsed="0" w:defQFormat="0" w:count="276"/>
-  <w:style w:type="paragraph" w:styleId="Normal">
+  <w:style w:type="paragraph" w:default="1" w:styleId="Normal">
     <w:name w:val="Normal"/>
     <w:qFormat/>
-    <w:pPr>
-      <w:widowControl/>
-      <w:spacing w:before="0" w:after="0" w:line="240" w:lineRule="auto"/>
-      <w:ind w:firstLine="0"/>
-    </w:pPr>
-    <w:rPr/>
   </w:style>
   <w:style w:type="paragraph" w:styleId="BodyText">
     <w:name w:val="Body Text"/>
     <w:basedOn w:val="Normal"/>
+    <w:link w:val="BodyTextChar"/>
     <w:qFormat/>
     <w:pPr>
-      <w:widowControl/>
-      <w:spacing w:before="0" w:after="0" w:line="553" w:lineRule="exact"/>
+      <w:spacing w:before="0" w:after="0" w:line="554" w:lineRule="exact"/>
       <w:ind w:firstLine="720"/>
-      <w:jc w:val="left"/>
     </w:pPr>
-    <w:rPr/>
-  </w:style>
-  <w:style w:type="paragraph" w:styleId="FirstParagraph">
+  </w:style>
+  <w:style w:type="paragraph" w:customStyle="1" w:styleId="FirstParagraph">
     <w:name w:val="First Paragraph"/>
     <w:basedOn w:val="BodyText"/>
+    <w:next w:val="BodyText"/>
     <w:qFormat/>
-    <w:pPr/>
-    <w:rPr/>
-  </w:style>
-  <w:style w:type="paragraph" w:styleId="Compact">
+  </w:style>
+  <w:style w:type="paragraph" w:customStyle="1" w:styleId="Compact">
     <w:name w:val="Compact"/>
-    <w:basedOn w:val="Normal"/>
+    <w:basedOn w:val="BodyText"/>
     <w:qFormat/>
     <w:pPr>
-      <w:spacing w:before="0" w:after="0" w:line="240" w:lineRule="auto"/>
-      <w:ind w:firstLine="0"/>
+      <w:spacing w:before="36" w:after="36"/>
     </w:pPr>
-    <w:rPr/>
   </w:style>
   <w:style w:type="paragraph" w:styleId="Title">
     <w:name w:val="Title"/>
@@ -7346,78 +7418,133 @@
   <w:style w:type="paragraph" w:styleId="Heading1">
     <w:name w:val="heading 1"/>
     <w:basedOn w:val="Normal"/>
+    <w:next w:val="BodyText"/>
+    <w:link w:val="Heading1Char"/>
+    <w:uiPriority w:val="9"/>
     <w:qFormat/>
+    <w:rsid w:val="00A10FD9"/>
     <w:pPr>
       <w:keepNext/>
       <w:keepLines/>
-      <w:spacing w:before="300" w:after="200" w:line="240" w:lineRule="auto"/>
+      <w:spacing w:before="240" w:after="120" w:line="340" w:lineRule="exact"/>
       <w:ind w:firstLine="0"/>
       <w:jc w:val="center"/>
       <w:outlineLvl w:val="0"/>
     </w:pPr>
     <w:rPr>
+      <w:rFonts w:ascii="Times New Roman" w:hAnsi="Times New Roman" w:eastAsia="Times New Roman" w:cs="Times New Roman"/>
       <w:b/>
+      <w:bCs/>
       <w:caps/>
+      <w:color w:val="000000"/>
+      <w:sz w:val="24"/>
+      <w:szCs w:val="24"/>
     </w:rPr>
   </w:style>
   <w:style w:type="paragraph" w:styleId="Heading2">
     <w:name w:val="heading 2"/>
     <w:basedOn w:val="Normal"/>
+    <w:next w:val="BodyText"/>
+    <w:link w:val="Heading2Char"/>
+    <w:uiPriority w:val="9"/>
+    <w:semiHidden/>
+    <w:unhideWhenUsed/>
     <w:qFormat/>
+    <w:rsid w:val="00A10FD9"/>
     <w:pPr>
       <w:keepNext/>
       <w:keepLines/>
-      <w:spacing w:before="240" w:after="200" w:line="240" w:lineRule="auto"/>
+      <w:spacing w:before="240" w:after="120" w:line="340" w:lineRule="exact"/>
       <w:ind w:firstLine="0"/>
       <w:outlineLvl w:val="1"/>
     </w:pPr>
     <w:rPr>
+      <w:rFonts w:ascii="Times New Roman" w:hAnsi="Times New Roman" w:eastAsia="Times New Roman" w:cs="Times New Roman"/>
       <w:b/>
+      <w:bCs/>
+      <w:color w:val="000000"/>
+      <w:sz w:val="24"/>
+      <w:szCs w:val="24"/>
     </w:rPr>
   </w:style>
   <w:style w:type="paragraph" w:styleId="Heading3">
     <w:name w:val="heading 3"/>
     <w:basedOn w:val="Normal"/>
+    <w:next w:val="BodyText"/>
+    <w:link w:val="Heading3Char"/>
+    <w:uiPriority w:val="9"/>
+    <w:semiHidden/>
+    <w:unhideWhenUsed/>
     <w:qFormat/>
+    <w:rsid w:val="00A10FD9"/>
     <w:pPr>
       <w:keepNext/>
       <w:keepLines/>
-      <w:spacing w:before="240" w:after="200" w:line="240" w:lineRule="auto"/>
+      <w:spacing w:before="240" w:after="120" w:line="340" w:lineRule="exact"/>
       <w:ind w:firstLine="0"/>
       <w:outlineLvl w:val="2"/>
     </w:pPr>
     <w:rPr>
+      <w:rFonts w:ascii="Times New Roman" w:hAnsi="Times New Roman" w:eastAsia="Times New Roman" w:cs="Times New Roman"/>
       <w:b/>
+      <w:bCs/>
+      <w:color w:val="000000"/>
+      <w:sz w:val="24"/>
+      <w:szCs w:val="24"/>
     </w:rPr>
   </w:style>
   <w:style w:type="paragraph" w:styleId="Heading4">
     <w:name w:val="heading 4"/>
     <w:basedOn w:val="Normal"/>
+    <w:next w:val="BodyText"/>
+    <w:link w:val="Heading4Char"/>
+    <w:uiPriority w:val="9"/>
+    <w:semiHidden/>
+    <w:unhideWhenUsed/>
     <w:qFormat/>
+    <w:rsid w:val="00A10FD9"/>
     <w:pPr>
       <w:keepNext/>
       <w:keepLines/>
-      <w:spacing w:before="240" w:after="200" w:line="240" w:lineRule="auto"/>
+      <w:spacing w:before="240" w:after="120" w:line="340" w:lineRule="exact"/>
       <w:ind w:firstLine="0"/>
       <w:outlineLvl w:val="3"/>
     </w:pPr>
     <w:rPr>
+      <w:rFonts w:ascii="Times New Roman" w:hAnsi="Times New Roman" w:eastAsia="Times New Roman" w:cs="Times New Roman"/>
       <w:b/>
+      <w:bCs/>
+      <w:i/>
+      <w:color w:val="000000"/>
+      <w:sz w:val="24"/>
+      <w:szCs w:val="24"/>
     </w:rPr>
   </w:style>
   <w:style w:type="paragraph" w:styleId="Heading5">
     <w:name w:val="heading 5"/>
     <w:basedOn w:val="Normal"/>
+    <w:next w:val="BodyText"/>
+    <w:link w:val="Heading5Char"/>
+    <w:uiPriority w:val="9"/>
+    <w:semiHidden/>
+    <w:unhideWhenUsed/>
     <w:qFormat/>
+    <w:rsid w:val="00A10FD9"/>
     <w:pPr>
       <w:keepNext/>
       <w:keepLines/>
-      <w:spacing w:before="240" w:after="200" w:line="240" w:lineRule="auto"/>
+      <w:spacing w:before="240" w:after="120" w:line="340" w:lineRule="exact"/>
       <w:ind w:firstLine="0"/>
       <w:outlineLvl w:val="4"/>
     </w:pPr>
     <w:rPr>
+      <w:rFonts w:ascii="Times New Roman" w:hAnsi="Times New Roman" w:eastAsia="Times New Roman" w:cs="Times New Roman"/>
       <w:b/>
+      <w:bCs/>
+      <w:i/>
+      <w:color w:val="000000"/>
+      <w:sz w:val="24"/>
+      <w:szCs w:val="24"/>
     </w:rPr>
   </w:style>
   <w:style w:type="paragraph" w:styleId="Heading6">
@@ -7627,23 +7754,37 @@
       <w:color w:val="272727" w:themeColor="text1" w:themeTint="D8"/>
     </w:rPr>
   </w:style>
+  <w:style w:type="paragraph" w:customStyle="1" w:styleId="ListItem">
+    <w:name w:val="List Item"/>
+    <w:basedOn w:val="BodyText"/>
+    <w:qFormat/>
+    <w:pPr>
+      <w:spacing w:before="0" w:after="0" w:line="554" w:lineRule="exact"/>
+      <w:ind w:left="720" w:hanging="720"/>
+    </w:pPr>
+  </w:style>
   <w:style w:type="paragraph" w:styleId="BlockText">
     <w:name w:val="Block Text"/>
-    <w:basedOn w:val="Normal"/>
+    <w:basedOn w:val="BodyText"/>
+    <w:next w:val="BodyText"/>
+    <w:uiPriority w:val="9"/>
+    <w:unhideWhenUsed/>
     <w:qFormat/>
     <w:pPr>
-      <w:spacing w:before="240" w:after="240" w:line="240" w:lineRule="auto"/>
-      <w:ind w:left="720" w:right="720" w:firstLine="0"/>
+      <w:spacing w:before="240" w:after="240" w:line="340" w:lineRule="exact"/>
+      <w:ind w:firstLine="0" w:left="720" w:right="720"/>
     </w:pPr>
-    <w:rPr/>
   </w:style>
   <w:style w:type="paragraph" w:styleId="FootnoteText">
-    <w:name w:val="footnote text"/>
+    <w:name w:val="Footnote Text"/>
     <w:basedOn w:val="Normal"/>
+    <w:next w:val="FootnoteText"/>
+    <w:uiPriority w:val="9"/>
+    <w:unhideWhenUsed/>
     <w:qFormat/>
     <w:pPr>
-      <w:spacing w:before="0" w:after="120" w:line="240" w:lineRule="auto"/>
-      <w:ind w:firstLine="0"/>
+      <w:keepLines/>
+      <w:spacing w:before="0" w:after="120" w:line="310" w:lineRule="exact"/>
     </w:pPr>
     <w:rPr>
       <w:sz w:val="22"/>
@@ -7658,8 +7799,8 @@
     <w:unhideWhenUsed/>
     <w:qFormat/>
     <w:pPr>
-      <w:spacing w:before="100" w:after="100"/>
-      <w:ind w:firstLine="0" w:left="480" w:right="480"/>
+      <w:spacing w:before="240" w:after="240"/>
+      <w:ind w:firstLine="0" w:left="720" w:right="720"/>
     </w:pPr>
   </w:style>
   <w:style w:type="character" w:default="1" w:styleId="DefaultParagraphFont">
@@ -7794,6 +7935,7 @@
     <w:qFormat/>
     <w:pPr>
       <w:keepNext/>
+      <w:keepLines/>
     </w:pPr>
     <w:rPr/>
   </w:style>
@@ -7804,7 +7946,7 @@
     <w:pPr>
       <w:keepNext/>
       <w:keepLines/>
-      <w:spacing w:before="300" w:after="200" w:line="240" w:lineRule="auto"/>
+      <w:spacing w:before="360" w:after="264" w:line="340" w:lineRule="exact"/>
       <w:ind w:firstLine="0"/>
       <w:jc w:val="center"/>
       <w:outlineLvl w:val="0"/>
@@ -7821,14 +7963,13 @@
     <w:pPr>
       <w:keepNext/>
       <w:keepLines/>
-      <w:spacing w:before="240" w:after="200" w:line="240" w:lineRule="auto"/>
+      <w:spacing w:before="288" w:after="240" w:line="340" w:lineRule="exact"/>
       <w:ind w:firstLine="0"/>
       <w:jc w:val="center"/>
       <w:outlineLvl w:val="1"/>
     </w:pPr>
     <w:rPr>
       <w:b/>
-      <w:smallCaps/>
     </w:rPr>
   </w:style>
   <w:style w:type="paragraph" w:customStyle="1" w:styleId="CAHeadL2S0">
@@ -7841,7 +7982,7 @@
       <w:tabs>
         <w:tab w:val="left" w:pos="720"/>
       </w:tabs>
-      <w:spacing w:before="240" w:after="200" w:line="240" w:lineRule="auto"/>
+      <w:spacing w:before="264" w:after="216" w:line="340" w:lineRule="exact"/>
       <w:ind w:left="720" w:hanging="720"/>
       <w:jc w:val="left"/>
       <w:outlineLvl w:val="1"/>
@@ -7860,7 +8001,7 @@
       <w:tabs>
         <w:tab w:val="left" w:pos="1440"/>
       </w:tabs>
-      <w:spacing w:before="240" w:after="200" w:line="240" w:lineRule="auto"/>
+      <w:spacing w:before="264" w:after="216" w:line="340" w:lineRule="exact"/>
       <w:ind w:left="1440" w:hanging="720"/>
       <w:jc w:val="left"/>
       <w:outlineLvl w:val="1"/>
@@ -7879,7 +8020,7 @@
       <w:tabs>
         <w:tab w:val="left" w:pos="2160"/>
       </w:tabs>
-      <w:spacing w:before="240" w:after="200" w:line="240" w:lineRule="auto"/>
+      <w:spacing w:before="264" w:after="216" w:line="340" w:lineRule="exact"/>
       <w:ind w:left="2160" w:hanging="720"/>
       <w:jc w:val="left"/>
       <w:outlineLvl w:val="1"/>
@@ -7898,7 +8039,7 @@
       <w:tabs>
         <w:tab w:val="left" w:pos="2880"/>
       </w:tabs>
-      <w:spacing w:before="240" w:after="200" w:line="240" w:lineRule="auto"/>
+      <w:spacing w:before="264" w:after="216" w:line="340" w:lineRule="exact"/>
       <w:ind w:left="2880" w:hanging="720"/>
       <w:jc w:val="left"/>
       <w:outlineLvl w:val="1"/>
@@ -7917,7 +8058,7 @@
       <w:tabs>
         <w:tab w:val="left" w:pos="3600"/>
       </w:tabs>
-      <w:spacing w:before="240" w:after="200" w:line="240" w:lineRule="auto"/>
+      <w:spacing w:before="264" w:after="216" w:line="340" w:lineRule="exact"/>
       <w:ind w:left="3600" w:hanging="720"/>
       <w:jc w:val="left"/>
       <w:outlineLvl w:val="1"/>
@@ -7936,7 +8077,7 @@
       <w:tabs>
         <w:tab w:val="left" w:pos="720"/>
       </w:tabs>
-      <w:spacing w:before="240" w:after="200" w:line="240" w:lineRule="auto"/>
+      <w:spacing w:before="264" w:after="216" w:line="340" w:lineRule="exact"/>
       <w:ind w:left="720" w:hanging="720"/>
       <w:jc w:val="left"/>
       <w:outlineLvl w:val="2"/>
@@ -7955,7 +8096,7 @@
       <w:tabs>
         <w:tab w:val="left" w:pos="1440"/>
       </w:tabs>
-      <w:spacing w:before="240" w:after="200" w:line="240" w:lineRule="auto"/>
+      <w:spacing w:before="264" w:after="216" w:line="340" w:lineRule="exact"/>
       <w:ind w:left="1440" w:hanging="720"/>
       <w:jc w:val="left"/>
       <w:outlineLvl w:val="2"/>
@@ -7974,7 +8115,7 @@
       <w:tabs>
         <w:tab w:val="left" w:pos="2160"/>
       </w:tabs>
-      <w:spacing w:before="240" w:after="200" w:line="240" w:lineRule="auto"/>
+      <w:spacing w:before="264" w:after="216" w:line="340" w:lineRule="exact"/>
       <w:ind w:left="2160" w:hanging="720"/>
       <w:jc w:val="left"/>
       <w:outlineLvl w:val="2"/>
@@ -7993,7 +8134,7 @@
       <w:tabs>
         <w:tab w:val="left" w:pos="2880"/>
       </w:tabs>
-      <w:spacing w:before="240" w:after="200" w:line="240" w:lineRule="auto"/>
+      <w:spacing w:before="264" w:after="216" w:line="340" w:lineRule="exact"/>
       <w:ind w:left="2880" w:hanging="720"/>
       <w:jc w:val="left"/>
       <w:outlineLvl w:val="2"/>
@@ -8012,7 +8153,7 @@
       <w:tabs>
         <w:tab w:val="left" w:pos="3600"/>
       </w:tabs>
-      <w:spacing w:before="240" w:after="200" w:line="240" w:lineRule="auto"/>
+      <w:spacing w:before="264" w:after="216" w:line="340" w:lineRule="exact"/>
       <w:ind w:left="3600" w:hanging="720"/>
       <w:jc w:val="left"/>
       <w:outlineLvl w:val="2"/>
@@ -8031,7 +8172,7 @@
       <w:tabs>
         <w:tab w:val="left" w:pos="720"/>
       </w:tabs>
-      <w:spacing w:before="240" w:after="200" w:line="240" w:lineRule="auto"/>
+      <w:spacing w:before="264" w:after="216" w:line="340" w:lineRule="exact"/>
       <w:ind w:left="720" w:hanging="720"/>
       <w:jc w:val="left"/>
       <w:outlineLvl w:val="3"/>
@@ -8051,7 +8192,7 @@
       <w:tabs>
         <w:tab w:val="left" w:pos="1440"/>
       </w:tabs>
-      <w:spacing w:before="240" w:after="200" w:line="240" w:lineRule="auto"/>
+      <w:spacing w:before="264" w:after="216" w:line="340" w:lineRule="exact"/>
       <w:ind w:left="1440" w:hanging="720"/>
       <w:jc w:val="left"/>
       <w:outlineLvl w:val="3"/>
@@ -8071,7 +8212,7 @@
       <w:tabs>
         <w:tab w:val="left" w:pos="2160"/>
       </w:tabs>
-      <w:spacing w:before="240" w:after="200" w:line="240" w:lineRule="auto"/>
+      <w:spacing w:before="264" w:after="216" w:line="340" w:lineRule="exact"/>
       <w:ind w:left="2160" w:hanging="720"/>
       <w:jc w:val="left"/>
       <w:outlineLvl w:val="3"/>
@@ -8091,7 +8232,7 @@
       <w:tabs>
         <w:tab w:val="left" w:pos="2880"/>
       </w:tabs>
-      <w:spacing w:before="240" w:after="200" w:line="240" w:lineRule="auto"/>
+      <w:spacing w:before="264" w:after="216" w:line="340" w:lineRule="exact"/>
       <w:ind w:left="2880" w:hanging="720"/>
       <w:jc w:val="left"/>
       <w:outlineLvl w:val="3"/>
@@ -8111,7 +8252,7 @@
       <w:tabs>
         <w:tab w:val="left" w:pos="3600"/>
       </w:tabs>
-      <w:spacing w:before="240" w:after="200" w:line="240" w:lineRule="auto"/>
+      <w:spacing w:before="264" w:after="216" w:line="340" w:lineRule="exact"/>
       <w:ind w:left="3600" w:hanging="720"/>
       <w:jc w:val="left"/>
       <w:outlineLvl w:val="3"/>
@@ -8131,7 +8272,7 @@
       <w:tabs>
         <w:tab w:val="left" w:pos="720"/>
       </w:tabs>
-      <w:spacing w:before="240" w:after="200" w:line="240" w:lineRule="auto"/>
+      <w:spacing w:before="264" w:after="216" w:line="340" w:lineRule="exact"/>
       <w:ind w:left="720" w:hanging="720"/>
       <w:jc w:val="left"/>
       <w:outlineLvl w:val="4"/>
@@ -8151,7 +8292,7 @@
       <w:tabs>
         <w:tab w:val="left" w:pos="1440"/>
       </w:tabs>
-      <w:spacing w:before="240" w:after="200" w:line="240" w:lineRule="auto"/>
+      <w:spacing w:before="264" w:after="216" w:line="340" w:lineRule="exact"/>
       <w:ind w:left="1440" w:hanging="720"/>
       <w:jc w:val="left"/>
       <w:outlineLvl w:val="4"/>
@@ -8171,7 +8312,7 @@
       <w:tabs>
         <w:tab w:val="left" w:pos="2160"/>
       </w:tabs>
-      <w:spacing w:before="240" w:after="200" w:line="240" w:lineRule="auto"/>
+      <w:spacing w:before="264" w:after="216" w:line="340" w:lineRule="exact"/>
       <w:ind w:left="2160" w:hanging="720"/>
       <w:jc w:val="left"/>
       <w:outlineLvl w:val="4"/>
@@ -8191,7 +8332,7 @@
       <w:tabs>
         <w:tab w:val="left" w:pos="2880"/>
       </w:tabs>
-      <w:spacing w:before="240" w:after="200" w:line="240" w:lineRule="auto"/>
+      <w:spacing w:before="264" w:after="216" w:line="340" w:lineRule="exact"/>
       <w:ind w:left="2880" w:hanging="720"/>
       <w:jc w:val="left"/>
       <w:outlineLvl w:val="4"/>
@@ -8211,7 +8352,7 @@
       <w:tabs>
         <w:tab w:val="left" w:pos="3600"/>
       </w:tabs>
-      <w:spacing w:before="240" w:after="200" w:line="240" w:lineRule="auto"/>
+      <w:spacing w:before="264" w:after="216" w:line="340" w:lineRule="exact"/>
       <w:ind w:left="3600" w:hanging="720"/>
       <w:jc w:val="left"/>
       <w:outlineLvl w:val="4"/>
@@ -8226,7 +8367,7 @@
     <w:basedOn w:val="Normal"/>
     <w:qFormat/>
     <w:pPr>
-      <w:spacing w:before="0" w:after="0" w:line="240" w:lineRule="auto"/>
+      <w:spacing w:before="0" w:after="0" w:line="340" w:lineRule="exact"/>
       <w:ind w:firstLine="0"/>
       <w:jc w:val="center"/>
     </w:pPr>
@@ -8238,7 +8379,7 @@
     <w:qFormat/>
     <w:pPr>
       <w:keepNext/>
-      <w:spacing w:before="60" w:after="60" w:line="240" w:lineRule="auto"/>
+      <w:spacing w:before="60" w:after="60" w:line="340" w:lineRule="exact"/>
     </w:pPr>
     <w:rPr>
       <w:b/>
@@ -8249,7 +8390,7 @@
     <w:basedOn w:val="Normal"/>
     <w:qFormat/>
     <w:pPr>
-      <w:spacing w:before="0" w:after="80" w:line="240" w:lineRule="auto"/>
+      <w:spacing w:before="0" w:after="0" w:line="140" w:lineRule="exact"/>
     </w:pPr>
     <w:rPr/>
   </w:style>
@@ -8262,7 +8403,7 @@
       <w:pBdr>
         <w:bottom w:val="single" w:sz="6" w:space="1" w:color="000000"/>
       </w:pBdr>
-      <w:spacing w:before="0" w:after="100" w:line="240" w:lineRule="auto"/>
+      <w:spacing w:before="0" w:after="100" w:line="120" w:lineRule="exact"/>
       <w:ind w:left="3240" w:right="3240" w:firstLine="0"/>
       <w:jc w:val="center"/>
     </w:pPr>
@@ -8277,7 +8418,7 @@
       <w:pBdr>
         <w:top w:val="double" w:sz="6" w:space="1" w:color="000000"/>
       </w:pBdr>
-      <w:spacing w:before="0" w:after="240" w:line="240" w:lineRule="auto"/>
+      <w:spacing w:before="0" w:after="120" w:line="120" w:lineRule="exact"/>
       <w:ind w:firstLine="0"/>
     </w:pPr>
     <w:rPr/>
@@ -8288,7 +8429,7 @@
     <w:qFormat/>
     <w:pPr>
       <w:keepLines/>
-      <w:spacing w:before="0" w:after="0" w:line="240" w:lineRule="auto"/>
+      <w:spacing w:before="0" w:after="0" w:line="340" w:lineRule="exact"/>
       <w:ind w:left="4680" w:firstLine="0"/>
       <w:jc w:val="left"/>
     </w:pPr>
@@ -8299,7 +8440,7 @@
     <w:basedOn w:val="Normal"/>
     <w:qFormat/>
     <w:pPr>
-      <w:spacing w:before="0" w:after="0" w:line="240" w:lineRule="auto"/>
+      <w:spacing w:before="0" w:after="0" w:line="340" w:lineRule="exact"/>
       <w:ind w:firstLine="0"/>
       <w:jc w:val="left"/>
     </w:pPr>
@@ -8312,7 +8453,7 @@
     <w:pPr>
       <w:keepNext/>
       <w:keepLines/>
-      <w:spacing w:before="0" w:after="0" w:line="240" w:lineRule="auto"/>
+      <w:spacing w:before="0" w:after="0" w:line="340" w:lineRule="exact"/>
       <w:ind w:left="4680" w:firstLine="0"/>
       <w:jc w:val="left"/>
     </w:pPr>
@@ -8323,7 +8464,7 @@
     <w:basedOn w:val="CASignature"/>
     <w:qFormat/>
     <w:pPr>
-      <w:spacing w:before="360" w:after="0" w:line="240" w:lineRule="auto"/>
+      <w:spacing w:before="336" w:after="0" w:line="340" w:lineRule="exact"/>
     </w:pPr>
     <w:rPr/>
   </w:style>
@@ -8332,7 +8473,7 @@
     <w:basedOn w:val="Normal"/>
     <w:qFormat/>
     <w:pPr>
-      <w:spacing w:before="0" w:after="240" w:line="240" w:lineRule="auto"/>
+      <w:spacing w:before="240" w:after="240" w:line="340" w:lineRule="exact"/>
       <w:ind w:firstLine="0"/>
       <w:jc w:val="left"/>
     </w:pPr>
@@ -8343,12 +8484,12 @@
     <w:basedOn w:val="Normal"/>
     <w:qFormat/>
     <w:pPr>
-      <w:keepNext/>
+      <w:keepLines/>
       <w:tabs>
         <w:tab w:val="right" w:leader="dot" w:pos="9360"/>
       </w:tabs>
-      <w:spacing w:before="240" w:after="0" w:line="240" w:lineRule="auto"/>
-      <w:ind w:firstLine="0"/>
+      <w:spacing w:before="144" w:after="0" w:line="340" w:lineRule="exact"/>
+      <w:ind w:left="720" w:right="720" w:hanging="720"/>
     </w:pPr>
     <w:rPr/>
   </w:style>
@@ -8362,8 +8503,8 @@
         <w:tab w:val="left" w:leader="none" w:pos="720"/>
         <w:tab w:val="right" w:leader="dot" w:pos="9360"/>
       </w:tabs>
-      <w:spacing w:before="120" w:after="0" w:line="240" w:lineRule="auto"/>
-      <w:ind w:left="720" w:hanging="720"/>
+      <w:spacing w:before="84" w:after="0" w:line="340" w:lineRule="exact"/>
+      <w:ind w:left="720" w:right="720" w:hanging="720"/>
     </w:pPr>
     <w:rPr/>
   </w:style>
@@ -8377,8 +8518,8 @@
         <w:tab w:val="left" w:leader="none" w:pos="1440"/>
         <w:tab w:val="right" w:leader="dot" w:pos="9360"/>
       </w:tabs>
-      <w:spacing w:before="120" w:after="0" w:line="240" w:lineRule="auto"/>
-      <w:ind w:left="1440" w:hanging="720"/>
+      <w:spacing w:before="84" w:after="0" w:line="340" w:lineRule="exact"/>
+      <w:ind w:left="1440" w:right="720" w:hanging="720"/>
     </w:pPr>
     <w:rPr/>
   </w:style>
@@ -8392,8 +8533,8 @@
         <w:tab w:val="left" w:leader="none" w:pos="2160"/>
         <w:tab w:val="right" w:leader="dot" w:pos="9360"/>
       </w:tabs>
-      <w:spacing w:before="120" w:after="0" w:line="240" w:lineRule="auto"/>
-      <w:ind w:left="2160" w:hanging="720"/>
+      <w:spacing w:before="84" w:after="0" w:line="340" w:lineRule="exact"/>
+      <w:ind w:left="2160" w:right="720" w:hanging="720"/>
     </w:pPr>
     <w:rPr/>
   </w:style>
@@ -8407,8 +8548,8 @@
         <w:tab w:val="left" w:leader="none" w:pos="2880"/>
         <w:tab w:val="right" w:leader="dot" w:pos="9360"/>
       </w:tabs>
-      <w:spacing w:before="120" w:after="0" w:line="240" w:lineRule="auto"/>
-      <w:ind w:left="2880" w:hanging="720"/>
+      <w:spacing w:before="84" w:after="0" w:line="340" w:lineRule="exact"/>
+      <w:ind w:left="2880" w:right="720" w:hanging="720"/>
     </w:pPr>
     <w:rPr/>
   </w:style>
@@ -8422,10 +8563,25 @@
         <w:tab w:val="left" w:leader="none" w:pos="3600"/>
         <w:tab w:val="right" w:leader="dot" w:pos="9360"/>
       </w:tabs>
-      <w:spacing w:before="120" w:after="0" w:line="240" w:lineRule="auto"/>
-      <w:ind w:left="3600" w:hanging="720"/>
+      <w:spacing w:before="84" w:after="0" w:line="340" w:lineRule="exact"/>
+      <w:ind w:left="3600" w:right="720" w:hanging="720"/>
     </w:pPr>
     <w:rPr/>
+  </w:style>
+  <w:style w:type="paragraph" w:customStyle="1" w:styleId="CATocPage">
+    <w:name w:val="CA TOC Page"/>
+    <w:basedOn w:val="Normal"/>
+    <w:qFormat/>
+    <w:pPr>
+      <w:keepNext/>
+      <w:spacing w:before="72" w:after="0" w:line="340" w:lineRule="exact"/>
+      <w:ind w:firstLine="0"/>
+      <w:jc w:val="right"/>
+    </w:pPr>
+    <w:rPr>
+      <w:b/>
+      <w:u w:val="single"/>
+    </w:rPr>
   </w:style>
   <w:style w:type="paragraph" w:customStyle="1" w:styleId="CAToaGroup">
     <w:name w:val="CA TOA Group"/>
@@ -8436,7 +8592,7 @@
       <w:tabs>
         <w:tab w:val="right" w:pos="9360"/>
       </w:tabs>
-      <w:spacing w:before="160" w:after="60" w:line="240" w:lineRule="auto"/>
+      <w:spacing w:before="336" w:after="48" w:line="340" w:lineRule="exact"/>
       <w:ind w:firstLine="0"/>
     </w:pPr>
     <w:rPr>
@@ -8452,8 +8608,8 @@
       <w:tabs>
         <w:tab w:val="right" w:leader="dot" w:pos="9360"/>
       </w:tabs>
-      <w:spacing w:before="60" w:after="0" w:line="240" w:lineRule="auto"/>
-      <w:ind w:left="504" w:right="720" w:hanging="504"/>
+      <w:spacing w:before="168" w:after="0" w:line="340" w:lineRule="exact"/>
+      <w:ind w:left="504" w:right="1120" w:hanging="504"/>
     </w:pPr>
     <w:rPr/>
   </w:style>

--- a/courts/seventh-circuit/court-of-appeals/reply-brief/usage/OUTPUT-reply-brief-2.docx
+++ b/courts/seventh-circuit/court-of-appeals/reply-brief/usage/OUTPUT-reply-brief-2.docx
@@ -25,7 +25,7 @@
         <w:t xml:space="preserve"> </w:t>
       </w:r>
       <w:r>
-        <w:noBreakHyphen/>
+        <w:t xml:space="preserve">-⁠</w:t>
       </w:r>
       <w:r>
         <w:t xml:space="preserve">2231</w:t>
@@ -252,7 +252,7 @@
         <w:t xml:space="preserve">1</w:t>
       </w:r>
       <w:r>
-        <w:noBreakHyphen/>
+        <w:t xml:space="preserve">-⁠</w:t>
       </w:r>
       <w:r>
         <w:t xml:space="preserve">26,</w:t>
@@ -734,7 +734,7 @@
         <w:t xml:space="preserve">1:24-cv</w:t>
       </w:r>
       <w:r>
-        <w:noBreakHyphen/>
+        <w:t xml:space="preserve">-⁠</w:t>
       </w:r>
       <w:r>
         <w:t xml:space="preserve">00678</w:t>
@@ -1026,7 +1026,7 @@
               <w:t xml:space="preserve">682</w:t>
             </w:r>
             <w:r>
-              <w:noBreakHyphen/>
+              <w:t xml:space="preserve">-⁠</w:t>
             </w:r>
             <w:r>
               <w:t xml:space="preserve">3100</w:t>
@@ -3796,7 +3796,7 @@
         <w:t xml:space="preserve">1:22-cv</w:t>
       </w:r>
       <w:r>
-        <w:noBreakHyphen/>
+        <w:t xml:space="preserve">-⁠</w:t>
       </w:r>
       <w:r>
         <w:t xml:space="preserve">03198,</w:t>
